--- a/templates/plananual/INGLÉS 1° A 5°/INGLÉS 3° - PROGRAMACIÓN  ANUAL.docx
+++ b/templates/plananual/INGLÉS 1° A 5°/INGLÉS 3° - PROGRAMACIÓN  ANUAL.docx
@@ -12512,6 +12512,7 @@
                 <w:szCs w:val="20"/>
               </w:rPr>
             </w:pPr>
+            <w:bookmarkStart w:id="1" w:name="_Hlk227075175"/>
             <w:r>
               <w:rPr>
                 <w:rFonts w:ascii="Arial Nova Cond" w:hAnsi="Arial Nova Cond" w:cs="Times New Roman"/>
@@ -12788,7 +12789,6 @@
           <w:tcPr>
             <w:tcW w:w="875" w:type="dxa"/>
             <w:vMerge w:val="restart"/>
-            <w:shd w:val="clear" w:color="auto" w:fill="auto"/>
             <w:vAlign w:val="center"/>
           </w:tcPr>
           <w:p>
@@ -12899,7 +12899,6 @@
         <w:tc>
           <w:tcPr>
             <w:tcW w:w="6169" w:type="dxa"/>
-            <w:shd w:val="clear" w:color="auto" w:fill="auto"/>
             <w:vAlign w:val="center"/>
           </w:tcPr>
           <w:p>
@@ -12934,7 +12933,6 @@
         <w:tc>
           <w:tcPr>
             <w:tcW w:w="2015" w:type="dxa"/>
-            <w:shd w:val="clear" w:color="auto" w:fill="auto"/>
             <w:vAlign w:val="center"/>
           </w:tcPr>
           <w:p>
@@ -12973,7 +12971,7 @@
               <w:autoSpaceDE w:val="0"/>
               <w:autoSpaceDN w:val="0"/>
               <w:adjustRightInd w:val="0"/>
-              <w:jc w:val="center"/>
+              <w:jc w:val="both"/>
               <w:rPr>
                 <w:rFonts w:ascii="Arial Nova Cond" w:hAnsi="Arial Nova Cond" w:cs="Arial"/>
                 <w:color w:val="000000"/>
@@ -12997,7 +12995,6 @@
         <w:tc>
           <w:tcPr>
             <w:tcW w:w="1337" w:type="dxa"/>
-            <w:shd w:val="clear" w:color="auto" w:fill="auto"/>
             <w:vAlign w:val="center"/>
           </w:tcPr>
           <w:p>
@@ -13036,7 +13033,6 @@
           <w:tcPr>
             <w:tcW w:w="875" w:type="dxa"/>
             <w:vMerge/>
-            <w:shd w:val="clear" w:color="auto" w:fill="auto"/>
             <w:vAlign w:val="center"/>
           </w:tcPr>
           <w:p>
@@ -13128,7 +13124,6 @@
         <w:tc>
           <w:tcPr>
             <w:tcW w:w="6169" w:type="dxa"/>
-            <w:shd w:val="clear" w:color="auto" w:fill="auto"/>
             <w:vAlign w:val="center"/>
           </w:tcPr>
           <w:p>
@@ -13163,7 +13158,6 @@
         <w:tc>
           <w:tcPr>
             <w:tcW w:w="2015" w:type="dxa"/>
-            <w:shd w:val="clear" w:color="auto" w:fill="auto"/>
             <w:vAlign w:val="center"/>
           </w:tcPr>
           <w:p>
@@ -13202,7 +13196,7 @@
               <w:autoSpaceDE w:val="0"/>
               <w:autoSpaceDN w:val="0"/>
               <w:adjustRightInd w:val="0"/>
-              <w:jc w:val="center"/>
+              <w:jc w:val="both"/>
               <w:rPr>
                 <w:rFonts w:ascii="Arial Nova Cond" w:hAnsi="Arial Nova Cond" w:cs="Arial"/>
                 <w:color w:val="000000"/>
@@ -13226,7 +13220,6 @@
         <w:tc>
           <w:tcPr>
             <w:tcW w:w="1337" w:type="dxa"/>
-            <w:shd w:val="clear" w:color="auto" w:fill="auto"/>
             <w:vAlign w:val="center"/>
           </w:tcPr>
           <w:p>
@@ -13265,7 +13258,6 @@
           <w:tcPr>
             <w:tcW w:w="875" w:type="dxa"/>
             <w:vMerge/>
-            <w:shd w:val="clear" w:color="auto" w:fill="auto"/>
             <w:vAlign w:val="center"/>
           </w:tcPr>
           <w:p>
@@ -13357,7 +13349,6 @@
         <w:tc>
           <w:tcPr>
             <w:tcW w:w="6169" w:type="dxa"/>
-            <w:shd w:val="clear" w:color="auto" w:fill="auto"/>
             <w:vAlign w:val="center"/>
           </w:tcPr>
           <w:p>
@@ -13392,7 +13383,6 @@
         <w:tc>
           <w:tcPr>
             <w:tcW w:w="2015" w:type="dxa"/>
-            <w:shd w:val="clear" w:color="auto" w:fill="auto"/>
             <w:vAlign w:val="center"/>
           </w:tcPr>
           <w:p>
@@ -13431,7 +13421,7 @@
               <w:autoSpaceDE w:val="0"/>
               <w:autoSpaceDN w:val="0"/>
               <w:adjustRightInd w:val="0"/>
-              <w:jc w:val="center"/>
+              <w:jc w:val="both"/>
               <w:rPr>
                 <w:rFonts w:ascii="Arial Nova Cond" w:hAnsi="Arial Nova Cond" w:cs="Arial"/>
                 <w:color w:val="000000"/>
@@ -13455,7 +13445,6 @@
         <w:tc>
           <w:tcPr>
             <w:tcW w:w="1337" w:type="dxa"/>
-            <w:shd w:val="clear" w:color="auto" w:fill="auto"/>
             <w:vAlign w:val="center"/>
           </w:tcPr>
           <w:p>
@@ -13494,7 +13483,6 @@
           <w:tcPr>
             <w:tcW w:w="875" w:type="dxa"/>
             <w:vMerge w:val="restart"/>
-            <w:shd w:val="clear" w:color="auto" w:fill="auto"/>
             <w:vAlign w:val="center"/>
           </w:tcPr>
           <w:p>
@@ -13597,7 +13585,6 @@
         <w:tc>
           <w:tcPr>
             <w:tcW w:w="6169" w:type="dxa"/>
-            <w:shd w:val="clear" w:color="auto" w:fill="auto"/>
             <w:vAlign w:val="center"/>
           </w:tcPr>
           <w:p>
@@ -13633,7 +13620,6 @@
         <w:tc>
           <w:tcPr>
             <w:tcW w:w="2015" w:type="dxa"/>
-            <w:shd w:val="clear" w:color="auto" w:fill="auto"/>
             <w:vAlign w:val="center"/>
           </w:tcPr>
           <w:p>
@@ -13672,7 +13658,7 @@
               <w:autoSpaceDE w:val="0"/>
               <w:autoSpaceDN w:val="0"/>
               <w:adjustRightInd w:val="0"/>
-              <w:jc w:val="center"/>
+              <w:jc w:val="both"/>
               <w:rPr>
                 <w:rFonts w:ascii="Arial Nova Cond" w:hAnsi="Arial Nova Cond" w:cs="Arial"/>
                 <w:color w:val="000000"/>
@@ -13696,7 +13682,6 @@
         <w:tc>
           <w:tcPr>
             <w:tcW w:w="1337" w:type="dxa"/>
-            <w:shd w:val="clear" w:color="auto" w:fill="auto"/>
             <w:vAlign w:val="center"/>
           </w:tcPr>
           <w:p>
@@ -13735,7 +13720,6 @@
           <w:tcPr>
             <w:tcW w:w="875" w:type="dxa"/>
             <w:vMerge/>
-            <w:shd w:val="clear" w:color="auto" w:fill="auto"/>
             <w:vAlign w:val="center"/>
           </w:tcPr>
           <w:p>
@@ -13827,7 +13811,6 @@
         <w:tc>
           <w:tcPr>
             <w:tcW w:w="6169" w:type="dxa"/>
-            <w:shd w:val="clear" w:color="auto" w:fill="auto"/>
             <w:vAlign w:val="center"/>
           </w:tcPr>
           <w:p>
@@ -13863,7 +13846,6 @@
         <w:tc>
           <w:tcPr>
             <w:tcW w:w="2015" w:type="dxa"/>
-            <w:shd w:val="clear" w:color="auto" w:fill="auto"/>
             <w:vAlign w:val="center"/>
           </w:tcPr>
           <w:p>
@@ -13902,7 +13884,7 @@
               <w:autoSpaceDE w:val="0"/>
               <w:autoSpaceDN w:val="0"/>
               <w:adjustRightInd w:val="0"/>
-              <w:jc w:val="center"/>
+              <w:jc w:val="both"/>
               <w:rPr>
                 <w:rFonts w:ascii="Arial Nova Cond" w:hAnsi="Arial Nova Cond" w:cs="Arial"/>
                 <w:color w:val="000000"/>
@@ -13926,7 +13908,6 @@
         <w:tc>
           <w:tcPr>
             <w:tcW w:w="1337" w:type="dxa"/>
-            <w:shd w:val="clear" w:color="auto" w:fill="auto"/>
             <w:vAlign w:val="center"/>
           </w:tcPr>
           <w:p>
@@ -13965,7 +13946,6 @@
           <w:tcPr>
             <w:tcW w:w="875" w:type="dxa"/>
             <w:vMerge w:val="restart"/>
-            <w:shd w:val="clear" w:color="auto" w:fill="auto"/>
             <w:vAlign w:val="center"/>
           </w:tcPr>
           <w:p>
@@ -14069,7 +14049,6 @@
         <w:tc>
           <w:tcPr>
             <w:tcW w:w="6169" w:type="dxa"/>
-            <w:shd w:val="clear" w:color="auto" w:fill="auto"/>
             <w:vAlign w:val="center"/>
           </w:tcPr>
           <w:p>
@@ -14105,7 +14084,6 @@
         <w:tc>
           <w:tcPr>
             <w:tcW w:w="2015" w:type="dxa"/>
-            <w:shd w:val="clear" w:color="auto" w:fill="auto"/>
             <w:vAlign w:val="center"/>
           </w:tcPr>
           <w:p>
@@ -14144,7 +14122,7 @@
               <w:autoSpaceDE w:val="0"/>
               <w:autoSpaceDN w:val="0"/>
               <w:adjustRightInd w:val="0"/>
-              <w:jc w:val="center"/>
+              <w:jc w:val="both"/>
               <w:rPr>
                 <w:rFonts w:ascii="Arial Nova Cond" w:hAnsi="Arial Nova Cond" w:cs="Arial"/>
                 <w:color w:val="000000"/>
@@ -14168,7 +14146,6 @@
         <w:tc>
           <w:tcPr>
             <w:tcW w:w="1337" w:type="dxa"/>
-            <w:shd w:val="clear" w:color="auto" w:fill="auto"/>
             <w:vAlign w:val="center"/>
           </w:tcPr>
           <w:p>
@@ -14207,7 +14184,6 @@
           <w:tcPr>
             <w:tcW w:w="875" w:type="dxa"/>
             <w:vMerge/>
-            <w:shd w:val="clear" w:color="auto" w:fill="auto"/>
             <w:vAlign w:val="center"/>
           </w:tcPr>
           <w:p>
@@ -14299,7 +14275,6 @@
         <w:tc>
           <w:tcPr>
             <w:tcW w:w="6169" w:type="dxa"/>
-            <w:shd w:val="clear" w:color="auto" w:fill="auto"/>
             <w:vAlign w:val="center"/>
           </w:tcPr>
           <w:p>
@@ -14334,7 +14309,6 @@
         <w:tc>
           <w:tcPr>
             <w:tcW w:w="2015" w:type="dxa"/>
-            <w:shd w:val="clear" w:color="auto" w:fill="auto"/>
             <w:vAlign w:val="center"/>
           </w:tcPr>
           <w:p>
@@ -14373,7 +14347,7 @@
               <w:autoSpaceDE w:val="0"/>
               <w:autoSpaceDN w:val="0"/>
               <w:adjustRightInd w:val="0"/>
-              <w:jc w:val="center"/>
+              <w:jc w:val="both"/>
               <w:rPr>
                 <w:rFonts w:ascii="Arial Nova Cond" w:hAnsi="Arial Nova Cond" w:cs="Arial"/>
                 <w:color w:val="000000"/>
@@ -14397,7 +14371,6 @@
         <w:tc>
           <w:tcPr>
             <w:tcW w:w="1337" w:type="dxa"/>
-            <w:shd w:val="clear" w:color="auto" w:fill="auto"/>
             <w:vAlign w:val="center"/>
           </w:tcPr>
           <w:p>
@@ -14436,7 +14409,6 @@
           <w:tcPr>
             <w:tcW w:w="875" w:type="dxa"/>
             <w:vMerge w:val="restart"/>
-            <w:shd w:val="clear" w:color="auto" w:fill="auto"/>
             <w:vAlign w:val="center"/>
           </w:tcPr>
           <w:p>
@@ -14547,7 +14519,6 @@
         <w:tc>
           <w:tcPr>
             <w:tcW w:w="6169" w:type="dxa"/>
-            <w:shd w:val="clear" w:color="auto" w:fill="auto"/>
             <w:vAlign w:val="center"/>
           </w:tcPr>
           <w:p>
@@ -14582,7 +14553,6 @@
         <w:tc>
           <w:tcPr>
             <w:tcW w:w="2015" w:type="dxa"/>
-            <w:shd w:val="clear" w:color="auto" w:fill="auto"/>
             <w:vAlign w:val="center"/>
           </w:tcPr>
           <w:p>
@@ -14621,7 +14591,7 @@
               <w:autoSpaceDE w:val="0"/>
               <w:autoSpaceDN w:val="0"/>
               <w:adjustRightInd w:val="0"/>
-              <w:jc w:val="center"/>
+              <w:jc w:val="both"/>
               <w:rPr>
                 <w:rFonts w:ascii="Arial Nova Cond" w:hAnsi="Arial Nova Cond" w:cs="Arial"/>
                 <w:color w:val="000000"/>
@@ -14645,7 +14615,6 @@
         <w:tc>
           <w:tcPr>
             <w:tcW w:w="1337" w:type="dxa"/>
-            <w:shd w:val="clear" w:color="auto" w:fill="auto"/>
             <w:vAlign w:val="center"/>
           </w:tcPr>
           <w:p>
@@ -14684,7 +14653,6 @@
           <w:tcPr>
             <w:tcW w:w="875" w:type="dxa"/>
             <w:vMerge/>
-            <w:shd w:val="clear" w:color="auto" w:fill="auto"/>
             <w:vAlign w:val="center"/>
           </w:tcPr>
           <w:p>
@@ -14784,7 +14752,6 @@
         <w:tc>
           <w:tcPr>
             <w:tcW w:w="6169" w:type="dxa"/>
-            <w:shd w:val="clear" w:color="auto" w:fill="auto"/>
             <w:vAlign w:val="center"/>
           </w:tcPr>
           <w:p>
@@ -14820,7 +14787,6 @@
         <w:tc>
           <w:tcPr>
             <w:tcW w:w="2015" w:type="dxa"/>
-            <w:shd w:val="clear" w:color="auto" w:fill="auto"/>
             <w:vAlign w:val="center"/>
           </w:tcPr>
           <w:p>
@@ -14858,7 +14824,7 @@
               <w:autoSpaceDE w:val="0"/>
               <w:autoSpaceDN w:val="0"/>
               <w:adjustRightInd w:val="0"/>
-              <w:jc w:val="center"/>
+              <w:jc w:val="both"/>
               <w:rPr>
                 <w:rFonts w:ascii="Arial Nova Cond" w:hAnsi="Arial Nova Cond" w:cs="Arial"/>
                 <w:color w:val="000000"/>
@@ -14882,7 +14848,6 @@
         <w:tc>
           <w:tcPr>
             <w:tcW w:w="1337" w:type="dxa"/>
-            <w:shd w:val="clear" w:color="auto" w:fill="auto"/>
             <w:vAlign w:val="center"/>
           </w:tcPr>
           <w:p>
@@ -14912,6 +14877,7 @@
           </w:p>
         </w:tc>
       </w:tr>
+      <w:bookmarkEnd w:id="1"/>
     </w:tbl>
     <w:p>
       <w:pPr>

--- a/templates/plananual/INGLÉS 1° A 5°/INGLÉS 3° - PROGRAMACIÓN  ANUAL.docx
+++ b/templates/plananual/INGLÉS 1° A 5°/INGLÉS 3° - PROGRAMACIÓN  ANUAL.docx
@@ -1,6 +1,6 @@
 
 <file path=word/document.xml><?xml version="1.0" encoding="utf-8"?>
-<w:document xmlns:wpc="http://schemas.microsoft.com/office/word/2010/wordprocessingCanvas" xmlns:cx="http://schemas.microsoft.com/office/drawing/2014/chartex" xmlns:cx1="http://schemas.microsoft.com/office/drawing/2015/9/8/chartex" xmlns:cx2="http://schemas.microsoft.com/office/drawing/2015/10/21/chartex" xmlns:cx3="http://schemas.microsoft.com/office/drawing/2016/5/9/chartex" xmlns:cx4="http://schemas.microsoft.com/office/drawing/2016/5/10/chartex" xmlns:cx5="http://schemas.microsoft.com/office/drawing/2016/5/11/chartex" xmlns:cx6="http://schemas.microsoft.com/office/drawing/2016/5/12/chartex" xmlns:cx7="http://schemas.microsoft.com/office/drawing/2016/5/13/chartex" xmlns:cx8="http://schemas.microsoft.com/office/drawing/2016/5/14/chartex" xmlns:mc="http://schemas.openxmlformats.org/markup-compatibility/2006" xmlns:aink="http://schemas.microsoft.com/office/drawing/2016/ink" xmlns:am3d="http://schemas.microsoft.com/office/drawing/2017/model3d" xmlns:o="urn:schemas-microsoft-com:office:office" xmlns:oel="http://schemas.microsoft.com/office/2019/extlst" xmlns:r="http://schemas.openxmlformats.org/officeDocument/2006/relationships" xmlns:m="http://schemas.openxmlformats.org/officeDocument/2006/math" xmlns:v="urn:schemas-microsoft-com:vml" xmlns:wp14="http://schemas.microsoft.com/office/word/2010/wordprocessingDrawing" xmlns:wp="http://schemas.openxmlformats.org/drawingml/2006/wordprocessingDrawing" xmlns:w10="urn:schemas-microsoft-com:office:word" xmlns:w="http://schemas.openxmlformats.org/wordprocessingml/2006/main" xmlns:w14="http://schemas.microsoft.com/office/word/2010/wordml" xmlns:w15="http://schemas.microsoft.com/office/word/2012/wordml" xmlns:w16cex="http://schemas.microsoft.com/office/word/2018/wordml/cex" xmlns:w16cid="http://schemas.microsoft.com/office/word/2016/wordml/cid" xmlns:w16="http://schemas.microsoft.com/office/word/2018/wordml" xmlns:w16du="http://schemas.microsoft.com/office/word/2023/wordml/word16du" xmlns:w16sdtdh="http://schemas.microsoft.com/office/word/2020/wordml/sdtdatahash" xmlns:w16se="http://schemas.microsoft.com/office/word/2015/wordml/symex" xmlns:wpg="http://schemas.microsoft.com/office/word/2010/wordprocessingGroup" xmlns:wpi="http://schemas.microsoft.com/office/word/2010/wordprocessingInk" xmlns:wne="http://schemas.microsoft.com/office/word/2006/wordml" xmlns:wps="http://schemas.microsoft.com/office/word/2010/wordprocessingShape" mc:Ignorable="w14 w15 w16se w16cid w16 w16cex w16sdtdh w16du wp14">
+<w:document xmlns:wpc="http://schemas.microsoft.com/office/word/2010/wordprocessingCanvas" xmlns:cx="http://schemas.microsoft.com/office/drawing/2014/chartex" xmlns:cx1="http://schemas.microsoft.com/office/drawing/2015/9/8/chartex" xmlns:cx2="http://schemas.microsoft.com/office/drawing/2015/10/21/chartex" xmlns:cx3="http://schemas.microsoft.com/office/drawing/2016/5/9/chartex" xmlns:cx4="http://schemas.microsoft.com/office/drawing/2016/5/10/chartex" xmlns:cx5="http://schemas.microsoft.com/office/drawing/2016/5/11/chartex" xmlns:cx6="http://schemas.microsoft.com/office/drawing/2016/5/12/chartex" xmlns:cx7="http://schemas.microsoft.com/office/drawing/2016/5/13/chartex" xmlns:cx8="http://schemas.microsoft.com/office/drawing/2016/5/14/chartex" xmlns:mc="http://schemas.openxmlformats.org/markup-compatibility/2006" xmlns:aink="http://schemas.microsoft.com/office/drawing/2016/ink" xmlns:am3d="http://schemas.microsoft.com/office/drawing/2017/model3d" xmlns:o="urn:schemas-microsoft-com:office:office" xmlns:oel="http://schemas.microsoft.com/office/2019/extlst" xmlns:r="http://schemas.openxmlformats.org/officeDocument/2006/relationships" xmlns:m="http://schemas.openxmlformats.org/officeDocument/2006/math" xmlns:v="urn:schemas-microsoft-com:vml" xmlns:wp14="http://schemas.microsoft.com/office/word/2010/wordprocessingDrawing" xmlns:wp="http://schemas.openxmlformats.org/drawingml/2006/wordprocessingDrawing" xmlns:w10="urn:schemas-microsoft-com:office:word" xmlns:w="http://schemas.openxmlformats.org/wordprocessingml/2006/main" xmlns:w14="http://schemas.microsoft.com/office/word/2010/wordml" xmlns:w15="http://schemas.microsoft.com/office/word/2012/wordml" xmlns:w16cex="http://schemas.microsoft.com/office/word/2018/wordml/cex" xmlns:w16cid="http://schemas.microsoft.com/office/word/2016/wordml/cid" xmlns:w16="http://schemas.microsoft.com/office/word/2018/wordml" xmlns:w16du="http://schemas.microsoft.com/office/word/2023/wordml/word16du" xmlns:w16sdtdh="http://schemas.microsoft.com/office/word/2020/wordml/sdtdatahash" xmlns:w16sdtfl="http://schemas.microsoft.com/office/word/2024/wordml/sdtformatlock" xmlns:w16se="http://schemas.microsoft.com/office/word/2015/wordml/symex" xmlns:wpg="http://schemas.microsoft.com/office/word/2010/wordprocessingGroup" xmlns:wpi="http://schemas.microsoft.com/office/word/2010/wordprocessingInk" xmlns:wne="http://schemas.microsoft.com/office/word/2006/wordml" xmlns:wps="http://schemas.microsoft.com/office/word/2010/wordprocessingShape" mc:Ignorable="w14 w15 w16se w16cid w16 w16cex w16sdtdh w16sdtfl w16du wp14">
   <w:body>
     <w:p>
       <w:pPr>
@@ -5153,29 +5153,16 @@
                 <w:szCs w:val="20"/>
               </w:rPr>
             </w:pPr>
-            <w:proofErr w:type="spellStart"/>
-            <w:r>
-              <w:rPr>
-                <w:rFonts w:ascii="Arial Nova Cond Light" w:hAnsi="Arial Nova Cond Light" w:cs="Times New Roman"/>
-                <w:b/>
-                <w:bCs/>
-                <w:color w:val="000000" w:themeColor="text1"/>
-                <w:sz w:val="20"/>
-                <w:szCs w:val="20"/>
-              </w:rPr>
-              <w:t>N°</w:t>
-            </w:r>
-            <w:proofErr w:type="spellEnd"/>
-            <w:r>
-              <w:rPr>
-                <w:rFonts w:ascii="Arial Nova Cond Light" w:hAnsi="Arial Nova Cond Light" w:cs="Times New Roman"/>
-                <w:b/>
-                <w:bCs/>
-                <w:color w:val="000000" w:themeColor="text1"/>
-                <w:sz w:val="20"/>
-                <w:szCs w:val="20"/>
-              </w:rPr>
-              <w:t xml:space="preserve"> DE SEMANAS LECTIVAS</w:t>
+            <w:r>
+              <w:rPr>
+                <w:rFonts w:ascii="Arial Nova Cond Light" w:hAnsi="Arial Nova Cond Light" w:cs="Times New Roman"/>
+                <w:b/>
+                <w:bCs/>
+                <w:color w:val="000000" w:themeColor="text1"/>
+                <w:sz w:val="20"/>
+                <w:szCs w:val="20"/>
+              </w:rPr>
+              <w:t>N° DE SEMANAS LECTIVAS</w:t>
             </w:r>
           </w:p>
         </w:tc>
@@ -5200,29 +5187,16 @@
                 <w:szCs w:val="20"/>
               </w:rPr>
             </w:pPr>
-            <w:proofErr w:type="spellStart"/>
-            <w:r>
-              <w:rPr>
-                <w:rFonts w:ascii="Arial Nova Cond Light" w:hAnsi="Arial Nova Cond Light" w:cs="Times New Roman"/>
-                <w:b/>
-                <w:bCs/>
-                <w:color w:val="000000" w:themeColor="text1"/>
-                <w:sz w:val="20"/>
-                <w:szCs w:val="20"/>
-              </w:rPr>
-              <w:t>N°</w:t>
-            </w:r>
-            <w:proofErr w:type="spellEnd"/>
-            <w:r>
-              <w:rPr>
-                <w:rFonts w:ascii="Arial Nova Cond Light" w:hAnsi="Arial Nova Cond Light" w:cs="Times New Roman"/>
-                <w:b/>
-                <w:bCs/>
-                <w:color w:val="000000" w:themeColor="text1"/>
-                <w:sz w:val="20"/>
-                <w:szCs w:val="20"/>
-              </w:rPr>
-              <w:t xml:space="preserve"> UNIDADES</w:t>
+            <w:r>
+              <w:rPr>
+                <w:rFonts w:ascii="Arial Nova Cond Light" w:hAnsi="Arial Nova Cond Light" w:cs="Times New Roman"/>
+                <w:b/>
+                <w:bCs/>
+                <w:color w:val="000000" w:themeColor="text1"/>
+                <w:sz w:val="20"/>
+                <w:szCs w:val="20"/>
+              </w:rPr>
+              <w:t>N° UNIDADES</w:t>
             </w:r>
           </w:p>
         </w:tc>
@@ -12479,13 +12453,13 @@
         <w:tblLook w:val="04A0" w:firstRow="1" w:lastRow="0" w:firstColumn="1" w:lastColumn="0" w:noHBand="0" w:noVBand="1"/>
       </w:tblPr>
       <w:tblGrid>
-        <w:gridCol w:w="875"/>
-        <w:gridCol w:w="1095"/>
-        <w:gridCol w:w="1726"/>
-        <w:gridCol w:w="6169"/>
-        <w:gridCol w:w="2015"/>
-        <w:gridCol w:w="1634"/>
-        <w:gridCol w:w="1337"/>
+        <w:gridCol w:w="818"/>
+        <w:gridCol w:w="1018"/>
+        <w:gridCol w:w="5379"/>
+        <w:gridCol w:w="1984"/>
+        <w:gridCol w:w="2693"/>
+        <w:gridCol w:w="1560"/>
+        <w:gridCol w:w="1399"/>
       </w:tblGrid>
       <w:tr>
         <w:trPr>
@@ -12494,7 +12468,7 @@
         </w:trPr>
         <w:tc>
           <w:tcPr>
-            <w:tcW w:w="875" w:type="dxa"/>
+            <w:tcW w:w="818" w:type="dxa"/>
             <w:shd w:val="clear" w:color="auto" w:fill="C1F0C7" w:themeFill="accent3" w:themeFillTint="33"/>
             <w:vAlign w:val="center"/>
           </w:tcPr>
@@ -12528,7 +12502,7 @@
         </w:tc>
         <w:tc>
           <w:tcPr>
-            <w:tcW w:w="1095" w:type="dxa"/>
+            <w:tcW w:w="1018" w:type="dxa"/>
             <w:shd w:val="clear" w:color="auto" w:fill="C1F0C7" w:themeFill="accent3" w:themeFillTint="33"/>
             <w:vAlign w:val="center"/>
           </w:tcPr>
@@ -12561,7 +12535,7 @@
         </w:tc>
         <w:tc>
           <w:tcPr>
-            <w:tcW w:w="1726" w:type="dxa"/>
+            <w:tcW w:w="5379" w:type="dxa"/>
             <w:shd w:val="clear" w:color="auto" w:fill="C1F0C7" w:themeFill="accent3" w:themeFillTint="33"/>
             <w:vAlign w:val="center"/>
           </w:tcPr>
@@ -12588,13 +12562,35 @@
                 <w:sz w:val="20"/>
                 <w:szCs w:val="20"/>
               </w:rPr>
-              <w:t>PROBLEMA / POTENCIALIDAD</w:t>
-            </w:r>
-          </w:p>
-        </w:tc>
-        <w:tc>
-          <w:tcPr>
-            <w:tcW w:w="6169" w:type="dxa"/>
+              <w:t>SITUACIÓN SIGNIF</w:t>
+            </w:r>
+            <w:r>
+              <w:rPr>
+                <w:rFonts w:ascii="Arial Nova Cond" w:hAnsi="Arial Nova Cond" w:cs="Times New Roman"/>
+                <w:b/>
+                <w:bCs/>
+                <w:color w:val="000000" w:themeColor="text1"/>
+                <w:sz w:val="20"/>
+                <w:szCs w:val="20"/>
+              </w:rPr>
+              <w:t>I</w:t>
+            </w:r>
+            <w:r>
+              <w:rPr>
+                <w:rFonts w:ascii="Arial Nova Cond" w:hAnsi="Arial Nova Cond" w:cs="Times New Roman"/>
+                <w:b/>
+                <w:bCs/>
+                <w:color w:val="000000" w:themeColor="text1"/>
+                <w:sz w:val="20"/>
+                <w:szCs w:val="20"/>
+              </w:rPr>
+              <w:t>CATIVA</w:t>
+            </w:r>
+          </w:p>
+        </w:tc>
+        <w:tc>
+          <w:tcPr>
+            <w:tcW w:w="1984" w:type="dxa"/>
             <w:shd w:val="clear" w:color="auto" w:fill="C1F0C7" w:themeFill="accent3" w:themeFillTint="33"/>
             <w:vAlign w:val="center"/>
           </w:tcPr>
@@ -12621,7 +12617,7 @@
                 <w:sz w:val="20"/>
                 <w:szCs w:val="20"/>
               </w:rPr>
-              <w:t>SITUACIÓN SIGNIF</w:t>
+              <w:t>TÍTULO DE LA UNIDAD DID</w:t>
             </w:r>
             <w:r>
               <w:rPr>
@@ -12632,7 +12628,7 @@
                 <w:sz w:val="20"/>
                 <w:szCs w:val="20"/>
               </w:rPr>
-              <w:t>I</w:t>
+              <w:t>Á</w:t>
             </w:r>
             <w:r>
               <w:rPr>
@@ -12643,13 +12639,24 @@
                 <w:sz w:val="20"/>
                 <w:szCs w:val="20"/>
               </w:rPr>
-              <w:t>CATIVA</w:t>
-            </w:r>
-          </w:p>
-        </w:tc>
-        <w:tc>
-          <w:tcPr>
-            <w:tcW w:w="2015" w:type="dxa"/>
+              <w:t>CTICA</w:t>
+            </w:r>
+            <w:r>
+              <w:rPr>
+                <w:rFonts w:ascii="Arial Nova Cond" w:hAnsi="Arial Nova Cond" w:cs="Times New Roman"/>
+                <w:b/>
+                <w:bCs/>
+                <w:color w:val="000000" w:themeColor="text1"/>
+                <w:sz w:val="20"/>
+                <w:szCs w:val="20"/>
+              </w:rPr>
+              <w:t>.</w:t>
+            </w:r>
+          </w:p>
+        </w:tc>
+        <w:tc>
+          <w:tcPr>
+            <w:tcW w:w="2693" w:type="dxa"/>
             <w:shd w:val="clear" w:color="auto" w:fill="C1F0C7" w:themeFill="accent3" w:themeFillTint="33"/>
             <w:vAlign w:val="center"/>
           </w:tcPr>
@@ -12676,9 +12683,21 @@
                 <w:sz w:val="20"/>
                 <w:szCs w:val="20"/>
               </w:rPr>
-              <w:t>TÍTULO DE LA UNIDAD DID</w:t>
-            </w:r>
-            <w:r>
+              <w:t>CAMPO TEMATICO</w:t>
+            </w:r>
+          </w:p>
+        </w:tc>
+        <w:tc>
+          <w:tcPr>
+            <w:tcW w:w="1560" w:type="dxa"/>
+            <w:shd w:val="clear" w:color="auto" w:fill="C1F0C7" w:themeFill="accent3" w:themeFillTint="33"/>
+            <w:vAlign w:val="center"/>
+          </w:tcPr>
+          <w:p>
+            <w:pPr>
+              <w:pStyle w:val="Prrafodelista"/>
+              <w:ind w:left="0"/>
+              <w:jc w:val="center"/>
               <w:rPr>
                 <w:rFonts w:ascii="Arial Nova Cond" w:hAnsi="Arial Nova Cond" w:cs="Times New Roman"/>
                 <w:b/>
@@ -12687,8 +12706,7 @@
                 <w:sz w:val="20"/>
                 <w:szCs w:val="20"/>
               </w:rPr>
-              <w:t>Á</w:t>
-            </w:r>
+            </w:pPr>
             <w:r>
               <w:rPr>
                 <w:rFonts w:ascii="Arial Nova Cond" w:hAnsi="Arial Nova Cond" w:cs="Times New Roman"/>
@@ -12698,57 +12716,13 @@
                 <w:sz w:val="20"/>
                 <w:szCs w:val="20"/>
               </w:rPr>
-              <w:t>CTICA</w:t>
-            </w:r>
-            <w:r>
-              <w:rPr>
-                <w:rFonts w:ascii="Arial Nova Cond" w:hAnsi="Arial Nova Cond" w:cs="Times New Roman"/>
-                <w:b/>
-                <w:bCs/>
-                <w:color w:val="000000" w:themeColor="text1"/>
-                <w:sz w:val="20"/>
-                <w:szCs w:val="20"/>
-              </w:rPr>
-              <w:t>.</w:t>
-            </w:r>
-          </w:p>
-        </w:tc>
-        <w:tc>
-          <w:tcPr>
-            <w:tcW w:w="1634" w:type="dxa"/>
-            <w:shd w:val="clear" w:color="auto" w:fill="C1F0C7" w:themeFill="accent3" w:themeFillTint="33"/>
-            <w:vAlign w:val="center"/>
-          </w:tcPr>
-          <w:p>
-            <w:pPr>
-              <w:pStyle w:val="Prrafodelista"/>
-              <w:ind w:left="0"/>
-              <w:jc w:val="center"/>
-              <w:rPr>
-                <w:rFonts w:ascii="Arial Nova Cond" w:hAnsi="Arial Nova Cond" w:cs="Times New Roman"/>
-                <w:b/>
-                <w:bCs/>
-                <w:color w:val="000000" w:themeColor="text1"/>
-                <w:sz w:val="20"/>
-                <w:szCs w:val="20"/>
-              </w:rPr>
-            </w:pPr>
-            <w:r>
-              <w:rPr>
-                <w:rFonts w:ascii="Arial Nova Cond" w:hAnsi="Arial Nova Cond" w:cs="Times New Roman"/>
-                <w:b/>
-                <w:bCs/>
-                <w:color w:val="000000" w:themeColor="text1"/>
-                <w:sz w:val="20"/>
-                <w:szCs w:val="20"/>
-              </w:rPr>
               <w:t>COMPETENCIAS</w:t>
             </w:r>
           </w:p>
         </w:tc>
         <w:tc>
           <w:tcPr>
-            <w:tcW w:w="1337" w:type="dxa"/>
+            <w:tcW w:w="1399" w:type="dxa"/>
             <w:shd w:val="clear" w:color="auto" w:fill="C1F0C7" w:themeFill="accent3" w:themeFillTint="33"/>
             <w:vAlign w:val="center"/>
           </w:tcPr>
@@ -12787,7 +12761,7 @@
         </w:trPr>
         <w:tc>
           <w:tcPr>
-            <w:tcW w:w="875" w:type="dxa"/>
+            <w:tcW w:w="818" w:type="dxa"/>
             <w:vMerge w:val="restart"/>
             <w:vAlign w:val="center"/>
           </w:tcPr>
@@ -12826,7 +12800,7 @@
         </w:tc>
         <w:tc>
           <w:tcPr>
-            <w:tcW w:w="1095" w:type="dxa"/>
+            <w:tcW w:w="1018" w:type="dxa"/>
             <w:vAlign w:val="center"/>
           </w:tcPr>
           <w:p>
@@ -12864,7 +12838,7 @@
         </w:tc>
         <w:tc>
           <w:tcPr>
-            <w:tcW w:w="1726" w:type="dxa"/>
+            <w:tcW w:w="5379" w:type="dxa"/>
             <w:vAlign w:val="center"/>
           </w:tcPr>
           <w:p>
@@ -12892,47 +12866,13 @@
                 <w:szCs w:val="20"/>
                 <w:lang w:val="es-ES_tradnl"/>
               </w:rPr>
-              <w:t>{{problemapotencialidad0}}</w:t>
-            </w:r>
-          </w:p>
-        </w:tc>
-        <w:tc>
-          <w:tcPr>
-            <w:tcW w:w="6169" w:type="dxa"/>
-            <w:vAlign w:val="center"/>
-          </w:tcPr>
-          <w:p>
-            <w:pPr>
-              <w:pStyle w:val="Prrafodelista"/>
-              <w:tabs>
-                <w:tab w:val="left" w:pos="0"/>
-                <w:tab w:val="left" w:pos="142"/>
-                <w:tab w:val="left" w:pos="284"/>
-              </w:tabs>
-              <w:spacing w:line="276" w:lineRule="auto"/>
-              <w:ind w:left="0"/>
-              <w:jc w:val="both"/>
-              <w:rPr>
-                <w:rFonts w:ascii="Arial Nova Cond" w:eastAsia="Calibri" w:hAnsi="Arial Nova Cond" w:cs="Times New Roman"/>
-                <w:sz w:val="20"/>
-                <w:szCs w:val="20"/>
-                <w:lang w:val="es-ES_tradnl"/>
-              </w:rPr>
-            </w:pPr>
-            <w:r>
-              <w:rPr>
-                <w:rFonts w:ascii="Arial Nova Cond" w:eastAsia="Calibri" w:hAnsi="Arial Nova Cond" w:cs="Times New Roman"/>
-                <w:sz w:val="20"/>
-                <w:szCs w:val="20"/>
-                <w:lang w:val="es-ES_tradnl"/>
-              </w:rPr>
               <w:t>{{situacionsignificativa0}}</w:t>
             </w:r>
           </w:p>
         </w:tc>
         <w:tc>
           <w:tcPr>
-            <w:tcW w:w="2015" w:type="dxa"/>
+            <w:tcW w:w="1984" w:type="dxa"/>
             <w:vAlign w:val="center"/>
           </w:tcPr>
           <w:p>
@@ -12963,7 +12903,7 @@
         </w:tc>
         <w:tc>
           <w:tcPr>
-            <w:tcW w:w="1634" w:type="dxa"/>
+            <w:tcW w:w="2693" w:type="dxa"/>
             <w:vAlign w:val="center"/>
           </w:tcPr>
           <w:p>
@@ -12988,13 +12928,13 @@
                 <w:sz w:val="20"/>
                 <w:szCs w:val="20"/>
               </w:rPr>
-              <w:t>{{competencias0}}</w:t>
-            </w:r>
-          </w:p>
-        </w:tc>
-        <w:tc>
-          <w:tcPr>
-            <w:tcW w:w="1337" w:type="dxa"/>
+              <w:t>{{campotematico0}}</w:t>
+            </w:r>
+          </w:p>
+        </w:tc>
+        <w:tc>
+          <w:tcPr>
+            <w:tcW w:w="1560" w:type="dxa"/>
             <w:vAlign w:val="center"/>
           </w:tcPr>
           <w:p>
@@ -13002,7 +12942,38 @@
               <w:autoSpaceDE w:val="0"/>
               <w:autoSpaceDN w:val="0"/>
               <w:adjustRightInd w:val="0"/>
-              <w:jc w:val="center"/>
+              <w:jc w:val="both"/>
+              <w:rPr>
+                <w:rFonts w:ascii="Arial Nova Cond" w:hAnsi="Arial Nova Cond" w:cs="Arial"/>
+                <w:color w:val="000000"/>
+                <w:kern w:val="0"/>
+                <w:sz w:val="20"/>
+                <w:szCs w:val="20"/>
+              </w:rPr>
+            </w:pPr>
+            <w:r>
+              <w:rPr>
+                <w:rFonts w:ascii="Arial Nova Cond" w:hAnsi="Arial Nova Cond" w:cs="Arial"/>
+                <w:color w:val="000000"/>
+                <w:kern w:val="0"/>
+                <w:sz w:val="20"/>
+                <w:szCs w:val="20"/>
+              </w:rPr>
+              <w:t>{{competencias0}}</w:t>
+            </w:r>
+          </w:p>
+        </w:tc>
+        <w:tc>
+          <w:tcPr>
+            <w:tcW w:w="1399" w:type="dxa"/>
+            <w:vAlign w:val="center"/>
+          </w:tcPr>
+          <w:p>
+            <w:pPr>
+              <w:autoSpaceDE w:val="0"/>
+              <w:autoSpaceDN w:val="0"/>
+              <w:adjustRightInd w:val="0"/>
+              <w:jc w:val="both"/>
               <w:rPr>
                 <w:rFonts w:ascii="Arial Nova Cond" w:hAnsi="Arial Nova Cond" w:cs="Arial"/>
                 <w:color w:val="000000"/>
@@ -13031,7 +13002,7 @@
         </w:trPr>
         <w:tc>
           <w:tcPr>
-            <w:tcW w:w="875" w:type="dxa"/>
+            <w:tcW w:w="818" w:type="dxa"/>
             <w:vMerge/>
             <w:vAlign w:val="center"/>
           </w:tcPr>
@@ -13059,7 +13030,7 @@
         </w:tc>
         <w:tc>
           <w:tcPr>
-            <w:tcW w:w="1095" w:type="dxa"/>
+            <w:tcW w:w="1018" w:type="dxa"/>
             <w:vAlign w:val="center"/>
           </w:tcPr>
           <w:p>
@@ -13097,33 +13068,7 @@
         </w:tc>
         <w:tc>
           <w:tcPr>
-            <w:tcW w:w="1726" w:type="dxa"/>
-            <w:vAlign w:val="center"/>
-          </w:tcPr>
-          <w:p>
-            <w:pPr>
-              <w:pStyle w:val="NormalWeb"/>
-              <w:jc w:val="both"/>
-              <w:rPr>
-                <w:rFonts w:ascii="Arial Nova Cond" w:hAnsi="Arial Nova Cond"/>
-                <w:sz w:val="20"/>
-                <w:szCs w:val="20"/>
-              </w:rPr>
-            </w:pPr>
-            <w:r>
-              <w:rPr>
-                <w:rFonts w:ascii="Arial Nova Cond" w:eastAsia="Calibri" w:hAnsi="Arial Nova Cond"/>
-                <w:sz w:val="20"/>
-                <w:szCs w:val="20"/>
-                <w:lang w:val="es-ES_tradnl"/>
-              </w:rPr>
-              <w:t>{{problemapotencialidad1}}</w:t>
-            </w:r>
-          </w:p>
-        </w:tc>
-        <w:tc>
-          <w:tcPr>
-            <w:tcW w:w="6169" w:type="dxa"/>
+            <w:tcW w:w="5379" w:type="dxa"/>
             <w:vAlign w:val="center"/>
           </w:tcPr>
           <w:p>
@@ -13157,7 +13102,7 @@
         </w:tc>
         <w:tc>
           <w:tcPr>
-            <w:tcW w:w="2015" w:type="dxa"/>
+            <w:tcW w:w="1984" w:type="dxa"/>
             <w:vAlign w:val="center"/>
           </w:tcPr>
           <w:p>
@@ -13188,7 +13133,7 @@
         </w:tc>
         <w:tc>
           <w:tcPr>
-            <w:tcW w:w="1634" w:type="dxa"/>
+            <w:tcW w:w="2693" w:type="dxa"/>
             <w:vAlign w:val="center"/>
           </w:tcPr>
           <w:p>
@@ -13213,13 +13158,13 @@
                 <w:sz w:val="20"/>
                 <w:szCs w:val="20"/>
               </w:rPr>
-              <w:t>{{competencias1}}</w:t>
-            </w:r>
-          </w:p>
-        </w:tc>
-        <w:tc>
-          <w:tcPr>
-            <w:tcW w:w="1337" w:type="dxa"/>
+              <w:t>{{campotematico1}}</w:t>
+            </w:r>
+          </w:p>
+        </w:tc>
+        <w:tc>
+          <w:tcPr>
+            <w:tcW w:w="1560" w:type="dxa"/>
             <w:vAlign w:val="center"/>
           </w:tcPr>
           <w:p>
@@ -13227,7 +13172,38 @@
               <w:autoSpaceDE w:val="0"/>
               <w:autoSpaceDN w:val="0"/>
               <w:adjustRightInd w:val="0"/>
-              <w:jc w:val="center"/>
+              <w:jc w:val="both"/>
+              <w:rPr>
+                <w:rFonts w:ascii="Arial Nova Cond" w:hAnsi="Arial Nova Cond" w:cs="Arial"/>
+                <w:color w:val="000000"/>
+                <w:kern w:val="0"/>
+                <w:sz w:val="20"/>
+                <w:szCs w:val="20"/>
+              </w:rPr>
+            </w:pPr>
+            <w:r>
+              <w:rPr>
+                <w:rFonts w:ascii="Arial Nova Cond" w:hAnsi="Arial Nova Cond" w:cs="Arial"/>
+                <w:color w:val="000000"/>
+                <w:kern w:val="0"/>
+                <w:sz w:val="20"/>
+                <w:szCs w:val="20"/>
+              </w:rPr>
+              <w:t>{{competencias1}}</w:t>
+            </w:r>
+          </w:p>
+        </w:tc>
+        <w:tc>
+          <w:tcPr>
+            <w:tcW w:w="1399" w:type="dxa"/>
+            <w:vAlign w:val="center"/>
+          </w:tcPr>
+          <w:p>
+            <w:pPr>
+              <w:autoSpaceDE w:val="0"/>
+              <w:autoSpaceDN w:val="0"/>
+              <w:adjustRightInd w:val="0"/>
+              <w:jc w:val="both"/>
               <w:rPr>
                 <w:rFonts w:ascii="Arial Nova Cond" w:hAnsi="Arial Nova Cond" w:cs="Arial"/>
                 <w:color w:val="000000"/>
@@ -13256,7 +13232,7 @@
         </w:trPr>
         <w:tc>
           <w:tcPr>
-            <w:tcW w:w="875" w:type="dxa"/>
+            <w:tcW w:w="818" w:type="dxa"/>
             <w:vMerge/>
             <w:vAlign w:val="center"/>
           </w:tcPr>
@@ -13284,7 +13260,7 @@
         </w:tc>
         <w:tc>
           <w:tcPr>
-            <w:tcW w:w="1095" w:type="dxa"/>
+            <w:tcW w:w="1018" w:type="dxa"/>
             <w:vAlign w:val="center"/>
           </w:tcPr>
           <w:p>
@@ -13322,33 +13298,7 @@
         </w:tc>
         <w:tc>
           <w:tcPr>
-            <w:tcW w:w="1726" w:type="dxa"/>
-            <w:vAlign w:val="center"/>
-          </w:tcPr>
-          <w:p>
-            <w:pPr>
-              <w:pStyle w:val="NormalWeb"/>
-              <w:jc w:val="both"/>
-              <w:rPr>
-                <w:rFonts w:ascii="Arial Nova Cond" w:eastAsia="Calibri" w:hAnsi="Arial Nova Cond"/>
-                <w:sz w:val="20"/>
-                <w:szCs w:val="20"/>
-              </w:rPr>
-            </w:pPr>
-            <w:r>
-              <w:rPr>
-                <w:rFonts w:ascii="Arial Nova Cond" w:eastAsia="Calibri" w:hAnsi="Arial Nova Cond"/>
-                <w:sz w:val="20"/>
-                <w:szCs w:val="20"/>
-                <w:lang w:val="es-ES_tradnl"/>
-              </w:rPr>
-              <w:t>{{problemapotencialidad2}}</w:t>
-            </w:r>
-          </w:p>
-        </w:tc>
-        <w:tc>
-          <w:tcPr>
-            <w:tcW w:w="6169" w:type="dxa"/>
+            <w:tcW w:w="5379" w:type="dxa"/>
             <w:vAlign w:val="center"/>
           </w:tcPr>
           <w:p>
@@ -13382,7 +13332,7 @@
         </w:tc>
         <w:tc>
           <w:tcPr>
-            <w:tcW w:w="2015" w:type="dxa"/>
+            <w:tcW w:w="1984" w:type="dxa"/>
             <w:vAlign w:val="center"/>
           </w:tcPr>
           <w:p>
@@ -13413,7 +13363,7 @@
         </w:tc>
         <w:tc>
           <w:tcPr>
-            <w:tcW w:w="1634" w:type="dxa"/>
+            <w:tcW w:w="2693" w:type="dxa"/>
             <w:vAlign w:val="center"/>
           </w:tcPr>
           <w:p>
@@ -13438,13 +13388,13 @@
                 <w:sz w:val="20"/>
                 <w:szCs w:val="20"/>
               </w:rPr>
-              <w:t>{{competencias2}}</w:t>
-            </w:r>
-          </w:p>
-        </w:tc>
-        <w:tc>
-          <w:tcPr>
-            <w:tcW w:w="1337" w:type="dxa"/>
+              <w:t>{{campotematico2}}</w:t>
+            </w:r>
+          </w:p>
+        </w:tc>
+        <w:tc>
+          <w:tcPr>
+            <w:tcW w:w="1560" w:type="dxa"/>
             <w:vAlign w:val="center"/>
           </w:tcPr>
           <w:p>
@@ -13452,7 +13402,38 @@
               <w:autoSpaceDE w:val="0"/>
               <w:autoSpaceDN w:val="0"/>
               <w:adjustRightInd w:val="0"/>
-              <w:jc w:val="center"/>
+              <w:jc w:val="both"/>
+              <w:rPr>
+                <w:rFonts w:ascii="Arial Nova Cond" w:hAnsi="Arial Nova Cond" w:cs="Arial"/>
+                <w:color w:val="000000"/>
+                <w:kern w:val="0"/>
+                <w:sz w:val="20"/>
+                <w:szCs w:val="20"/>
+              </w:rPr>
+            </w:pPr>
+            <w:r>
+              <w:rPr>
+                <w:rFonts w:ascii="Arial Nova Cond" w:hAnsi="Arial Nova Cond" w:cs="Arial"/>
+                <w:color w:val="000000"/>
+                <w:kern w:val="0"/>
+                <w:sz w:val="20"/>
+                <w:szCs w:val="20"/>
+              </w:rPr>
+              <w:t>{{competencias2}}</w:t>
+            </w:r>
+          </w:p>
+        </w:tc>
+        <w:tc>
+          <w:tcPr>
+            <w:tcW w:w="1399" w:type="dxa"/>
+            <w:vAlign w:val="center"/>
+          </w:tcPr>
+          <w:p>
+            <w:pPr>
+              <w:autoSpaceDE w:val="0"/>
+              <w:autoSpaceDN w:val="0"/>
+              <w:adjustRightInd w:val="0"/>
+              <w:jc w:val="both"/>
               <w:rPr>
                 <w:rFonts w:ascii="Arial Nova Cond" w:hAnsi="Arial Nova Cond" w:cs="Arial"/>
                 <w:color w:val="000000"/>
@@ -13481,7 +13462,7 @@
         </w:trPr>
         <w:tc>
           <w:tcPr>
-            <w:tcW w:w="875" w:type="dxa"/>
+            <w:tcW w:w="818" w:type="dxa"/>
             <w:vMerge w:val="restart"/>
             <w:vAlign w:val="center"/>
           </w:tcPr>
@@ -13520,7 +13501,7 @@
         </w:tc>
         <w:tc>
           <w:tcPr>
-            <w:tcW w:w="1095" w:type="dxa"/>
+            <w:tcW w:w="1018" w:type="dxa"/>
             <w:vAlign w:val="center"/>
           </w:tcPr>
           <w:p>
@@ -13558,33 +13539,7 @@
         </w:tc>
         <w:tc>
           <w:tcPr>
-            <w:tcW w:w="1726" w:type="dxa"/>
-            <w:vAlign w:val="center"/>
-          </w:tcPr>
-          <w:p>
-            <w:pPr>
-              <w:pStyle w:val="Sinespaciado"/>
-              <w:jc w:val="both"/>
-              <w:rPr>
-                <w:rFonts w:ascii="Arial Nova Cond" w:eastAsia="Times New Roman" w:hAnsi="Arial Nova Cond" w:cs="Times New Roman"/>
-                <w:sz w:val="20"/>
-                <w:szCs w:val="20"/>
-              </w:rPr>
-            </w:pPr>
-            <w:r>
-              <w:rPr>
-                <w:rFonts w:ascii="Arial Nova Cond" w:eastAsia="Calibri" w:hAnsi="Arial Nova Cond" w:cs="Times New Roman"/>
-                <w:sz w:val="20"/>
-                <w:szCs w:val="20"/>
-                <w:lang w:val="es-ES_tradnl"/>
-              </w:rPr>
-              <w:t>{{problemapotencialidad3}}</w:t>
-            </w:r>
-          </w:p>
-        </w:tc>
-        <w:tc>
-          <w:tcPr>
-            <w:tcW w:w="6169" w:type="dxa"/>
+            <w:tcW w:w="5379" w:type="dxa"/>
             <w:vAlign w:val="center"/>
           </w:tcPr>
           <w:p>
@@ -13619,7 +13574,7 @@
         </w:tc>
         <w:tc>
           <w:tcPr>
-            <w:tcW w:w="2015" w:type="dxa"/>
+            <w:tcW w:w="1984" w:type="dxa"/>
             <w:vAlign w:val="center"/>
           </w:tcPr>
           <w:p>
@@ -13650,7 +13605,7 @@
         </w:tc>
         <w:tc>
           <w:tcPr>
-            <w:tcW w:w="1634" w:type="dxa"/>
+            <w:tcW w:w="2693" w:type="dxa"/>
             <w:vAlign w:val="center"/>
           </w:tcPr>
           <w:p>
@@ -13675,13 +13630,13 @@
                 <w:sz w:val="20"/>
                 <w:szCs w:val="20"/>
               </w:rPr>
-              <w:t>{{competencias3}}</w:t>
-            </w:r>
-          </w:p>
-        </w:tc>
-        <w:tc>
-          <w:tcPr>
-            <w:tcW w:w="1337" w:type="dxa"/>
+              <w:t>{{campotematico3}}</w:t>
+            </w:r>
+          </w:p>
+        </w:tc>
+        <w:tc>
+          <w:tcPr>
+            <w:tcW w:w="1560" w:type="dxa"/>
             <w:vAlign w:val="center"/>
           </w:tcPr>
           <w:p>
@@ -13689,7 +13644,38 @@
               <w:autoSpaceDE w:val="0"/>
               <w:autoSpaceDN w:val="0"/>
               <w:adjustRightInd w:val="0"/>
-              <w:jc w:val="center"/>
+              <w:jc w:val="both"/>
+              <w:rPr>
+                <w:rFonts w:ascii="Arial Nova Cond" w:hAnsi="Arial Nova Cond" w:cs="Arial"/>
+                <w:color w:val="000000"/>
+                <w:kern w:val="0"/>
+                <w:sz w:val="20"/>
+                <w:szCs w:val="20"/>
+              </w:rPr>
+            </w:pPr>
+            <w:r>
+              <w:rPr>
+                <w:rFonts w:ascii="Arial Nova Cond" w:hAnsi="Arial Nova Cond" w:cs="Arial"/>
+                <w:color w:val="000000"/>
+                <w:kern w:val="0"/>
+                <w:sz w:val="20"/>
+                <w:szCs w:val="20"/>
+              </w:rPr>
+              <w:t>{{competencias3}}</w:t>
+            </w:r>
+          </w:p>
+        </w:tc>
+        <w:tc>
+          <w:tcPr>
+            <w:tcW w:w="1399" w:type="dxa"/>
+            <w:vAlign w:val="center"/>
+          </w:tcPr>
+          <w:p>
+            <w:pPr>
+              <w:autoSpaceDE w:val="0"/>
+              <w:autoSpaceDN w:val="0"/>
+              <w:adjustRightInd w:val="0"/>
+              <w:jc w:val="both"/>
               <w:rPr>
                 <w:rFonts w:ascii="Arial Nova Cond" w:hAnsi="Arial Nova Cond" w:cs="Arial"/>
                 <w:color w:val="000000"/>
@@ -13718,7 +13704,7 @@
         </w:trPr>
         <w:tc>
           <w:tcPr>
-            <w:tcW w:w="875" w:type="dxa"/>
+            <w:tcW w:w="818" w:type="dxa"/>
             <w:vMerge/>
             <w:vAlign w:val="center"/>
           </w:tcPr>
@@ -13746,7 +13732,7 @@
         </w:tc>
         <w:tc>
           <w:tcPr>
-            <w:tcW w:w="1095" w:type="dxa"/>
+            <w:tcW w:w="1018" w:type="dxa"/>
             <w:vAlign w:val="center"/>
           </w:tcPr>
           <w:p>
@@ -13784,33 +13770,7 @@
         </w:tc>
         <w:tc>
           <w:tcPr>
-            <w:tcW w:w="1726" w:type="dxa"/>
-            <w:vAlign w:val="center"/>
-          </w:tcPr>
-          <w:p>
-            <w:pPr>
-              <w:pStyle w:val="Sinespaciado"/>
-              <w:jc w:val="both"/>
-              <w:rPr>
-                <w:rFonts w:ascii="Arial Nova Cond" w:hAnsi="Arial Nova Cond"/>
-                <w:sz w:val="20"/>
-                <w:szCs w:val="20"/>
-              </w:rPr>
-            </w:pPr>
-            <w:r>
-              <w:rPr>
-                <w:rFonts w:ascii="Arial Nova Cond" w:eastAsia="Calibri" w:hAnsi="Arial Nova Cond" w:cs="Times New Roman"/>
-                <w:sz w:val="20"/>
-                <w:szCs w:val="20"/>
-                <w:lang w:val="es-ES_tradnl"/>
-              </w:rPr>
-              <w:t>{{problemapotencialidad4}}</w:t>
-            </w:r>
-          </w:p>
-        </w:tc>
-        <w:tc>
-          <w:tcPr>
-            <w:tcW w:w="6169" w:type="dxa"/>
+            <w:tcW w:w="5379" w:type="dxa"/>
             <w:vAlign w:val="center"/>
           </w:tcPr>
           <w:p>
@@ -13845,7 +13805,7 @@
         </w:tc>
         <w:tc>
           <w:tcPr>
-            <w:tcW w:w="2015" w:type="dxa"/>
+            <w:tcW w:w="1984" w:type="dxa"/>
             <w:vAlign w:val="center"/>
           </w:tcPr>
           <w:p>
@@ -13876,7 +13836,7 @@
         </w:tc>
         <w:tc>
           <w:tcPr>
-            <w:tcW w:w="1634" w:type="dxa"/>
+            <w:tcW w:w="2693" w:type="dxa"/>
             <w:vAlign w:val="center"/>
           </w:tcPr>
           <w:p>
@@ -13901,13 +13861,13 @@
                 <w:sz w:val="20"/>
                 <w:szCs w:val="20"/>
               </w:rPr>
-              <w:t>{{competencias4}}</w:t>
-            </w:r>
-          </w:p>
-        </w:tc>
-        <w:tc>
-          <w:tcPr>
-            <w:tcW w:w="1337" w:type="dxa"/>
+              <w:t>{{campotematico4}}</w:t>
+            </w:r>
+          </w:p>
+        </w:tc>
+        <w:tc>
+          <w:tcPr>
+            <w:tcW w:w="1560" w:type="dxa"/>
             <w:vAlign w:val="center"/>
           </w:tcPr>
           <w:p>
@@ -13915,7 +13875,38 @@
               <w:autoSpaceDE w:val="0"/>
               <w:autoSpaceDN w:val="0"/>
               <w:adjustRightInd w:val="0"/>
-              <w:jc w:val="center"/>
+              <w:jc w:val="both"/>
+              <w:rPr>
+                <w:rFonts w:ascii="Arial Nova Cond" w:hAnsi="Arial Nova Cond" w:cs="Arial"/>
+                <w:color w:val="000000"/>
+                <w:kern w:val="0"/>
+                <w:sz w:val="20"/>
+                <w:szCs w:val="20"/>
+              </w:rPr>
+            </w:pPr>
+            <w:r>
+              <w:rPr>
+                <w:rFonts w:ascii="Arial Nova Cond" w:hAnsi="Arial Nova Cond" w:cs="Arial"/>
+                <w:color w:val="000000"/>
+                <w:kern w:val="0"/>
+                <w:sz w:val="20"/>
+                <w:szCs w:val="20"/>
+              </w:rPr>
+              <w:t>{{competencias4}}</w:t>
+            </w:r>
+          </w:p>
+        </w:tc>
+        <w:tc>
+          <w:tcPr>
+            <w:tcW w:w="1399" w:type="dxa"/>
+            <w:vAlign w:val="center"/>
+          </w:tcPr>
+          <w:p>
+            <w:pPr>
+              <w:autoSpaceDE w:val="0"/>
+              <w:autoSpaceDN w:val="0"/>
+              <w:adjustRightInd w:val="0"/>
+              <w:jc w:val="both"/>
               <w:rPr>
                 <w:rFonts w:ascii="Arial Nova Cond" w:hAnsi="Arial Nova Cond" w:cs="Arial"/>
                 <w:color w:val="000000"/>
@@ -13944,7 +13935,7 @@
         </w:trPr>
         <w:tc>
           <w:tcPr>
-            <w:tcW w:w="875" w:type="dxa"/>
+            <w:tcW w:w="818" w:type="dxa"/>
             <w:vMerge w:val="restart"/>
             <w:vAlign w:val="center"/>
           </w:tcPr>
@@ -13983,7 +13974,7 @@
         </w:tc>
         <w:tc>
           <w:tcPr>
-            <w:tcW w:w="1095" w:type="dxa"/>
+            <w:tcW w:w="1018" w:type="dxa"/>
             <w:vAlign w:val="center"/>
           </w:tcPr>
           <w:p>
@@ -14021,34 +14012,7 @@
         </w:tc>
         <w:tc>
           <w:tcPr>
-            <w:tcW w:w="1726" w:type="dxa"/>
-            <w:vAlign w:val="center"/>
-          </w:tcPr>
-          <w:p>
-            <w:pPr>
-              <w:pStyle w:val="Sinespaciado"/>
-              <w:jc w:val="both"/>
-              <w:rPr>
-                <w:rFonts w:ascii="Arial Nova Cond" w:hAnsi="Arial Nova Cond"/>
-                <w:color w:val="000000" w:themeColor="text1"/>
-                <w:sz w:val="20"/>
-                <w:szCs w:val="20"/>
-              </w:rPr>
-            </w:pPr>
-            <w:r>
-              <w:rPr>
-                <w:rFonts w:ascii="Arial Nova Cond" w:eastAsia="Calibri" w:hAnsi="Arial Nova Cond" w:cs="Times New Roman"/>
-                <w:sz w:val="20"/>
-                <w:szCs w:val="20"/>
-                <w:lang w:val="es-ES_tradnl"/>
-              </w:rPr>
-              <w:t>{{problemapotencialidad5}}</w:t>
-            </w:r>
-          </w:p>
-        </w:tc>
-        <w:tc>
-          <w:tcPr>
-            <w:tcW w:w="6169" w:type="dxa"/>
+            <w:tcW w:w="5379" w:type="dxa"/>
             <w:vAlign w:val="center"/>
           </w:tcPr>
           <w:p>
@@ -14077,13 +14041,13 @@
                 <w:szCs w:val="20"/>
                 <w:lang w:val="es-ES_tradnl"/>
               </w:rPr>
-              <w:t>{{situacionsignificativa5}}</w:t>
-            </w:r>
-          </w:p>
-        </w:tc>
-        <w:tc>
-          <w:tcPr>
-            <w:tcW w:w="2015" w:type="dxa"/>
+              <w:t xml:space="preserve">{{situacionsignificativa5}} </w:t>
+            </w:r>
+          </w:p>
+        </w:tc>
+        <w:tc>
+          <w:tcPr>
+            <w:tcW w:w="1984" w:type="dxa"/>
             <w:vAlign w:val="center"/>
           </w:tcPr>
           <w:p>
@@ -14114,7 +14078,7 @@
         </w:tc>
         <w:tc>
           <w:tcPr>
-            <w:tcW w:w="1634" w:type="dxa"/>
+            <w:tcW w:w="2693" w:type="dxa"/>
             <w:vAlign w:val="center"/>
           </w:tcPr>
           <w:p>
@@ -14139,13 +14103,13 @@
                 <w:sz w:val="20"/>
                 <w:szCs w:val="20"/>
               </w:rPr>
-              <w:t>{{competencias5}}</w:t>
-            </w:r>
-          </w:p>
-        </w:tc>
-        <w:tc>
-          <w:tcPr>
-            <w:tcW w:w="1337" w:type="dxa"/>
+              <w:t>{{campotematico5}}</w:t>
+            </w:r>
+          </w:p>
+        </w:tc>
+        <w:tc>
+          <w:tcPr>
+            <w:tcW w:w="1560" w:type="dxa"/>
             <w:vAlign w:val="center"/>
           </w:tcPr>
           <w:p>
@@ -14153,7 +14117,38 @@
               <w:autoSpaceDE w:val="0"/>
               <w:autoSpaceDN w:val="0"/>
               <w:adjustRightInd w:val="0"/>
-              <w:jc w:val="center"/>
+              <w:jc w:val="both"/>
+              <w:rPr>
+                <w:rFonts w:ascii="Arial Nova Cond" w:hAnsi="Arial Nova Cond" w:cs="Arial"/>
+                <w:color w:val="000000"/>
+                <w:kern w:val="0"/>
+                <w:sz w:val="20"/>
+                <w:szCs w:val="20"/>
+              </w:rPr>
+            </w:pPr>
+            <w:r>
+              <w:rPr>
+                <w:rFonts w:ascii="Arial Nova Cond" w:hAnsi="Arial Nova Cond" w:cs="Arial"/>
+                <w:color w:val="000000"/>
+                <w:kern w:val="0"/>
+                <w:sz w:val="20"/>
+                <w:szCs w:val="20"/>
+              </w:rPr>
+              <w:t>{{competencias5}}</w:t>
+            </w:r>
+          </w:p>
+        </w:tc>
+        <w:tc>
+          <w:tcPr>
+            <w:tcW w:w="1399" w:type="dxa"/>
+            <w:vAlign w:val="center"/>
+          </w:tcPr>
+          <w:p>
+            <w:pPr>
+              <w:autoSpaceDE w:val="0"/>
+              <w:autoSpaceDN w:val="0"/>
+              <w:adjustRightInd w:val="0"/>
+              <w:jc w:val="both"/>
               <w:rPr>
                 <w:rFonts w:ascii="Arial Nova Cond" w:hAnsi="Arial Nova Cond" w:cs="Arial"/>
                 <w:color w:val="000000"/>
@@ -14182,7 +14177,7 @@
         </w:trPr>
         <w:tc>
           <w:tcPr>
-            <w:tcW w:w="875" w:type="dxa"/>
+            <w:tcW w:w="818" w:type="dxa"/>
             <w:vMerge/>
             <w:vAlign w:val="center"/>
           </w:tcPr>
@@ -14210,7 +14205,7 @@
         </w:tc>
         <w:tc>
           <w:tcPr>
-            <w:tcW w:w="1095" w:type="dxa"/>
+            <w:tcW w:w="1018" w:type="dxa"/>
             <w:vAlign w:val="center"/>
           </w:tcPr>
           <w:p>
@@ -14248,33 +14243,7 @@
         </w:tc>
         <w:tc>
           <w:tcPr>
-            <w:tcW w:w="1726" w:type="dxa"/>
-            <w:vAlign w:val="center"/>
-          </w:tcPr>
-          <w:p>
-            <w:pPr>
-              <w:pStyle w:val="Sinespaciado"/>
-              <w:jc w:val="both"/>
-              <w:rPr>
-                <w:rFonts w:ascii="Arial Nova Cond" w:hAnsi="Arial Nova Cond"/>
-                <w:sz w:val="20"/>
-                <w:szCs w:val="20"/>
-              </w:rPr>
-            </w:pPr>
-            <w:r>
-              <w:rPr>
-                <w:rFonts w:ascii="Arial Nova Cond" w:eastAsia="Calibri" w:hAnsi="Arial Nova Cond" w:cs="Times New Roman"/>
-                <w:sz w:val="20"/>
-                <w:szCs w:val="20"/>
-                <w:lang w:val="es-ES_tradnl"/>
-              </w:rPr>
-              <w:t>{{problemapotencialidad6}}</w:t>
-            </w:r>
-          </w:p>
-        </w:tc>
-        <w:tc>
-          <w:tcPr>
-            <w:tcW w:w="6169" w:type="dxa"/>
+            <w:tcW w:w="5379" w:type="dxa"/>
             <w:vAlign w:val="center"/>
           </w:tcPr>
           <w:p>
@@ -14308,7 +14277,7 @@
         </w:tc>
         <w:tc>
           <w:tcPr>
-            <w:tcW w:w="2015" w:type="dxa"/>
+            <w:tcW w:w="1984" w:type="dxa"/>
             <w:vAlign w:val="center"/>
           </w:tcPr>
           <w:p>
@@ -14339,7 +14308,7 @@
         </w:tc>
         <w:tc>
           <w:tcPr>
-            <w:tcW w:w="1634" w:type="dxa"/>
+            <w:tcW w:w="2693" w:type="dxa"/>
             <w:vAlign w:val="center"/>
           </w:tcPr>
           <w:p>
@@ -14364,13 +14333,13 @@
                 <w:sz w:val="20"/>
                 <w:szCs w:val="20"/>
               </w:rPr>
-              <w:t>{{competencias6}}</w:t>
-            </w:r>
-          </w:p>
-        </w:tc>
-        <w:tc>
-          <w:tcPr>
-            <w:tcW w:w="1337" w:type="dxa"/>
+              <w:t>{{campotematico6}}</w:t>
+            </w:r>
+          </w:p>
+        </w:tc>
+        <w:tc>
+          <w:tcPr>
+            <w:tcW w:w="1560" w:type="dxa"/>
             <w:vAlign w:val="center"/>
           </w:tcPr>
           <w:p>
@@ -14378,7 +14347,38 @@
               <w:autoSpaceDE w:val="0"/>
               <w:autoSpaceDN w:val="0"/>
               <w:adjustRightInd w:val="0"/>
-              <w:jc w:val="center"/>
+              <w:jc w:val="both"/>
+              <w:rPr>
+                <w:rFonts w:ascii="Arial Nova Cond" w:hAnsi="Arial Nova Cond" w:cs="Arial"/>
+                <w:color w:val="000000"/>
+                <w:kern w:val="0"/>
+                <w:sz w:val="20"/>
+                <w:szCs w:val="20"/>
+              </w:rPr>
+            </w:pPr>
+            <w:r>
+              <w:rPr>
+                <w:rFonts w:ascii="Arial Nova Cond" w:hAnsi="Arial Nova Cond" w:cs="Arial"/>
+                <w:color w:val="000000"/>
+                <w:kern w:val="0"/>
+                <w:sz w:val="20"/>
+                <w:szCs w:val="20"/>
+              </w:rPr>
+              <w:t>{{competencias6}}</w:t>
+            </w:r>
+          </w:p>
+        </w:tc>
+        <w:tc>
+          <w:tcPr>
+            <w:tcW w:w="1399" w:type="dxa"/>
+            <w:vAlign w:val="center"/>
+          </w:tcPr>
+          <w:p>
+            <w:pPr>
+              <w:autoSpaceDE w:val="0"/>
+              <w:autoSpaceDN w:val="0"/>
+              <w:adjustRightInd w:val="0"/>
+              <w:jc w:val="both"/>
               <w:rPr>
                 <w:rFonts w:ascii="Arial Nova Cond" w:hAnsi="Arial Nova Cond" w:cs="Arial"/>
                 <w:color w:val="000000"/>
@@ -14407,7 +14407,7 @@
         </w:trPr>
         <w:tc>
           <w:tcPr>
-            <w:tcW w:w="875" w:type="dxa"/>
+            <w:tcW w:w="818" w:type="dxa"/>
             <w:vMerge w:val="restart"/>
             <w:vAlign w:val="center"/>
           </w:tcPr>
@@ -14446,7 +14446,7 @@
         </w:tc>
         <w:tc>
           <w:tcPr>
-            <w:tcW w:w="1095" w:type="dxa"/>
+            <w:tcW w:w="1018" w:type="dxa"/>
             <w:vAlign w:val="center"/>
           </w:tcPr>
           <w:p>
@@ -14484,7 +14484,7 @@
         </w:tc>
         <w:tc>
           <w:tcPr>
-            <w:tcW w:w="1726" w:type="dxa"/>
+            <w:tcW w:w="5379" w:type="dxa"/>
             <w:vAlign w:val="center"/>
           </w:tcPr>
           <w:p>
@@ -14497,62 +14497,28 @@
               </w:tabs>
               <w:spacing w:line="276" w:lineRule="auto"/>
               <w:ind w:left="0"/>
+              <w:jc w:val="both"/>
+              <w:rPr>
+                <w:rFonts w:ascii="Arial Nova Cond" w:hAnsi="Arial Nova Cond"/>
+                <w:color w:val="000000" w:themeColor="text1"/>
+                <w:sz w:val="20"/>
+                <w:szCs w:val="20"/>
+              </w:rPr>
+            </w:pPr>
+            <w:r>
               <w:rPr>
                 <w:rFonts w:ascii="Arial Nova Cond" w:eastAsia="Calibri" w:hAnsi="Arial Nova Cond" w:cs="Times New Roman"/>
-                <w:color w:val="000000" w:themeColor="text1"/>
                 <w:sz w:val="20"/>
                 <w:szCs w:val="20"/>
                 <w:lang w:val="es-ES_tradnl"/>
               </w:rPr>
-            </w:pPr>
-            <w:r>
-              <w:rPr>
-                <w:rFonts w:ascii="Arial Nova Cond" w:eastAsia="Calibri" w:hAnsi="Arial Nova Cond" w:cs="Times New Roman"/>
-                <w:sz w:val="20"/>
-                <w:szCs w:val="20"/>
-                <w:lang w:val="es-ES_tradnl"/>
-              </w:rPr>
-              <w:t>{{problemapotencialidad7}}</w:t>
-            </w:r>
-          </w:p>
-        </w:tc>
-        <w:tc>
-          <w:tcPr>
-            <w:tcW w:w="6169" w:type="dxa"/>
-            <w:vAlign w:val="center"/>
-          </w:tcPr>
-          <w:p>
-            <w:pPr>
-              <w:pStyle w:val="Prrafodelista"/>
-              <w:tabs>
-                <w:tab w:val="left" w:pos="0"/>
-                <w:tab w:val="left" w:pos="142"/>
-                <w:tab w:val="left" w:pos="284"/>
-              </w:tabs>
-              <w:spacing w:line="276" w:lineRule="auto"/>
-              <w:ind w:left="0"/>
-              <w:jc w:val="both"/>
-              <w:rPr>
-                <w:rFonts w:ascii="Arial Nova Cond" w:hAnsi="Arial Nova Cond"/>
-                <w:color w:val="000000" w:themeColor="text1"/>
-                <w:sz w:val="20"/>
-                <w:szCs w:val="20"/>
-              </w:rPr>
-            </w:pPr>
-            <w:r>
-              <w:rPr>
-                <w:rFonts w:ascii="Arial Nova Cond" w:eastAsia="Calibri" w:hAnsi="Arial Nova Cond" w:cs="Times New Roman"/>
-                <w:sz w:val="20"/>
-                <w:szCs w:val="20"/>
-                <w:lang w:val="es-ES_tradnl"/>
-              </w:rPr>
               <w:t>{{situacionsignificativa7}}</w:t>
             </w:r>
           </w:p>
         </w:tc>
         <w:tc>
           <w:tcPr>
-            <w:tcW w:w="2015" w:type="dxa"/>
+            <w:tcW w:w="1984" w:type="dxa"/>
             <w:vAlign w:val="center"/>
           </w:tcPr>
           <w:p>
@@ -14583,7 +14549,7 @@
         </w:tc>
         <w:tc>
           <w:tcPr>
-            <w:tcW w:w="1634" w:type="dxa"/>
+            <w:tcW w:w="2693" w:type="dxa"/>
             <w:vAlign w:val="center"/>
           </w:tcPr>
           <w:p>
@@ -14608,13 +14574,13 @@
                 <w:sz w:val="20"/>
                 <w:szCs w:val="20"/>
               </w:rPr>
-              <w:t>{{competencias7}}</w:t>
-            </w:r>
-          </w:p>
-        </w:tc>
-        <w:tc>
-          <w:tcPr>
-            <w:tcW w:w="1337" w:type="dxa"/>
+              <w:t>{{campotematico7}}</w:t>
+            </w:r>
+          </w:p>
+        </w:tc>
+        <w:tc>
+          <w:tcPr>
+            <w:tcW w:w="1560" w:type="dxa"/>
             <w:vAlign w:val="center"/>
           </w:tcPr>
           <w:p>
@@ -14622,7 +14588,38 @@
               <w:autoSpaceDE w:val="0"/>
               <w:autoSpaceDN w:val="0"/>
               <w:adjustRightInd w:val="0"/>
-              <w:jc w:val="center"/>
+              <w:jc w:val="both"/>
+              <w:rPr>
+                <w:rFonts w:ascii="Arial Nova Cond" w:hAnsi="Arial Nova Cond" w:cs="Arial"/>
+                <w:color w:val="000000"/>
+                <w:kern w:val="0"/>
+                <w:sz w:val="20"/>
+                <w:szCs w:val="20"/>
+              </w:rPr>
+            </w:pPr>
+            <w:r>
+              <w:rPr>
+                <w:rFonts w:ascii="Arial Nova Cond" w:hAnsi="Arial Nova Cond" w:cs="Arial"/>
+                <w:color w:val="000000"/>
+                <w:kern w:val="0"/>
+                <w:sz w:val="20"/>
+                <w:szCs w:val="20"/>
+              </w:rPr>
+              <w:t>{{competencias7}}</w:t>
+            </w:r>
+          </w:p>
+        </w:tc>
+        <w:tc>
+          <w:tcPr>
+            <w:tcW w:w="1399" w:type="dxa"/>
+            <w:vAlign w:val="center"/>
+          </w:tcPr>
+          <w:p>
+            <w:pPr>
+              <w:autoSpaceDE w:val="0"/>
+              <w:autoSpaceDN w:val="0"/>
+              <w:adjustRightInd w:val="0"/>
+              <w:jc w:val="both"/>
               <w:rPr>
                 <w:rFonts w:ascii="Arial Nova Cond" w:hAnsi="Arial Nova Cond" w:cs="Arial"/>
                 <w:color w:val="000000"/>
@@ -14651,7 +14648,7 @@
         </w:trPr>
         <w:tc>
           <w:tcPr>
-            <w:tcW w:w="875" w:type="dxa"/>
+            <w:tcW w:w="818" w:type="dxa"/>
             <w:vMerge/>
             <w:vAlign w:val="center"/>
           </w:tcPr>
@@ -14679,7 +14676,7 @@
         </w:tc>
         <w:tc>
           <w:tcPr>
-            <w:tcW w:w="1095" w:type="dxa"/>
+            <w:tcW w:w="1018" w:type="dxa"/>
             <w:vAlign w:val="center"/>
           </w:tcPr>
           <w:p>
@@ -14717,7 +14714,7 @@
         </w:tc>
         <w:tc>
           <w:tcPr>
-            <w:tcW w:w="1726" w:type="dxa"/>
+            <w:tcW w:w="5379" w:type="dxa"/>
             <w:vAlign w:val="center"/>
           </w:tcPr>
           <w:p>
@@ -14730,6 +14727,7 @@
               </w:tabs>
               <w:spacing w:line="276" w:lineRule="auto"/>
               <w:ind w:left="0"/>
+              <w:jc w:val="both"/>
               <w:rPr>
                 <w:rFonts w:ascii="Arial Nova Cond" w:eastAsia="Calibri" w:hAnsi="Arial Nova Cond" w:cs="Times New Roman"/>
                 <w:color w:val="000000" w:themeColor="text1"/>
@@ -14745,48 +14743,13 @@
                 <w:szCs w:val="20"/>
                 <w:lang w:val="es-ES_tradnl"/>
               </w:rPr>
-              <w:t>{{problemapotencialidad8}}</w:t>
-            </w:r>
-          </w:p>
-        </w:tc>
-        <w:tc>
-          <w:tcPr>
-            <w:tcW w:w="6169" w:type="dxa"/>
-            <w:vAlign w:val="center"/>
-          </w:tcPr>
-          <w:p>
-            <w:pPr>
-              <w:pStyle w:val="Prrafodelista"/>
-              <w:tabs>
-                <w:tab w:val="left" w:pos="0"/>
-                <w:tab w:val="left" w:pos="142"/>
-                <w:tab w:val="left" w:pos="284"/>
-              </w:tabs>
-              <w:spacing w:line="276" w:lineRule="auto"/>
-              <w:ind w:left="0"/>
-              <w:jc w:val="both"/>
-              <w:rPr>
-                <w:rFonts w:ascii="Arial Nova Cond" w:eastAsia="Calibri" w:hAnsi="Arial Nova Cond" w:cs="Times New Roman"/>
-                <w:color w:val="000000" w:themeColor="text1"/>
-                <w:sz w:val="20"/>
-                <w:szCs w:val="20"/>
-                <w:lang w:val="es-ES_tradnl"/>
-              </w:rPr>
-            </w:pPr>
-            <w:r>
-              <w:rPr>
-                <w:rFonts w:ascii="Arial Nova Cond" w:eastAsia="Calibri" w:hAnsi="Arial Nova Cond" w:cs="Times New Roman"/>
-                <w:sz w:val="20"/>
-                <w:szCs w:val="20"/>
-                <w:lang w:val="es-ES_tradnl"/>
-              </w:rPr>
               <w:t>{{situacionsignificativa8}}</w:t>
             </w:r>
           </w:p>
         </w:tc>
         <w:tc>
           <w:tcPr>
-            <w:tcW w:w="2015" w:type="dxa"/>
+            <w:tcW w:w="1984" w:type="dxa"/>
             <w:vAlign w:val="center"/>
           </w:tcPr>
           <w:p>
@@ -14816,7 +14779,7 @@
         </w:tc>
         <w:tc>
           <w:tcPr>
-            <w:tcW w:w="1634" w:type="dxa"/>
+            <w:tcW w:w="2693" w:type="dxa"/>
             <w:vAlign w:val="center"/>
           </w:tcPr>
           <w:p>
@@ -14841,13 +14804,13 @@
                 <w:sz w:val="20"/>
                 <w:szCs w:val="20"/>
               </w:rPr>
-              <w:t>{{competencias8}}</w:t>
-            </w:r>
-          </w:p>
-        </w:tc>
-        <w:tc>
-          <w:tcPr>
-            <w:tcW w:w="1337" w:type="dxa"/>
+              <w:t>{{campotematico8}}</w:t>
+            </w:r>
+          </w:p>
+        </w:tc>
+        <w:tc>
+          <w:tcPr>
+            <w:tcW w:w="1560" w:type="dxa"/>
             <w:vAlign w:val="center"/>
           </w:tcPr>
           <w:p>
@@ -14855,7 +14818,7 @@
               <w:autoSpaceDE w:val="0"/>
               <w:autoSpaceDN w:val="0"/>
               <w:adjustRightInd w:val="0"/>
-              <w:jc w:val="center"/>
+              <w:jc w:val="both"/>
               <w:rPr>
                 <w:rFonts w:ascii="Arial Nova Cond" w:hAnsi="Arial Nova Cond" w:cs="Arial"/>
                 <w:color w:val="000000"/>
@@ -14872,6 +14835,37 @@
                 <w:sz w:val="20"/>
                 <w:szCs w:val="20"/>
               </w:rPr>
+              <w:t>{{competencias8}}</w:t>
+            </w:r>
+          </w:p>
+        </w:tc>
+        <w:tc>
+          <w:tcPr>
+            <w:tcW w:w="1399" w:type="dxa"/>
+            <w:vAlign w:val="center"/>
+          </w:tcPr>
+          <w:p>
+            <w:pPr>
+              <w:autoSpaceDE w:val="0"/>
+              <w:autoSpaceDN w:val="0"/>
+              <w:adjustRightInd w:val="0"/>
+              <w:jc w:val="both"/>
+              <w:rPr>
+                <w:rFonts w:ascii="Arial Nova Cond" w:hAnsi="Arial Nova Cond" w:cs="Arial"/>
+                <w:color w:val="000000"/>
+                <w:kern w:val="0"/>
+                <w:sz w:val="20"/>
+                <w:szCs w:val="20"/>
+              </w:rPr>
+            </w:pPr>
+            <w:r>
+              <w:rPr>
+                <w:rFonts w:ascii="Arial Nova Cond" w:hAnsi="Arial Nova Cond" w:cs="Arial"/>
+                <w:color w:val="000000"/>
+                <w:kern w:val="0"/>
+                <w:sz w:val="20"/>
+                <w:szCs w:val="20"/>
+              </w:rPr>
               <w:t>{{producto8}}</w:t>
             </w:r>
           </w:p>
@@ -14879,58 +14873,6 @@
       </w:tr>
       <w:bookmarkEnd w:id="1"/>
     </w:tbl>
-    <w:p>
-      <w:pPr>
-        <w:ind w:right="-455"/>
-        <w:rPr>
-          <w:rFonts w:ascii="Arial Nova Cond" w:hAnsi="Arial Nova Cond" w:cs="Times New Roman"/>
-          <w:b/>
-          <w:bCs/>
-          <w:color w:val="000000" w:themeColor="text1"/>
-          <w:sz w:val="8"/>
-          <w:szCs w:val="8"/>
-        </w:rPr>
-      </w:pPr>
-    </w:p>
-    <w:p>
-      <w:pPr>
-        <w:ind w:right="-455"/>
-        <w:rPr>
-          <w:rFonts w:ascii="Arial Nova Cond" w:hAnsi="Arial Nova Cond" w:cs="Times New Roman"/>
-          <w:b/>
-          <w:bCs/>
-          <w:color w:val="000000" w:themeColor="text1"/>
-          <w:sz w:val="8"/>
-          <w:szCs w:val="8"/>
-        </w:rPr>
-      </w:pPr>
-    </w:p>
-    <w:p>
-      <w:pPr>
-        <w:ind w:right="-455"/>
-        <w:rPr>
-          <w:rFonts w:ascii="Arial Nova Cond" w:hAnsi="Arial Nova Cond" w:cs="Times New Roman"/>
-          <w:b/>
-          <w:bCs/>
-          <w:color w:val="000000" w:themeColor="text1"/>
-          <w:sz w:val="8"/>
-          <w:szCs w:val="8"/>
-        </w:rPr>
-      </w:pPr>
-    </w:p>
-    <w:p>
-      <w:pPr>
-        <w:ind w:right="-455"/>
-        <w:rPr>
-          <w:rFonts w:ascii="Arial Nova Cond" w:hAnsi="Arial Nova Cond" w:cs="Times New Roman"/>
-          <w:b/>
-          <w:bCs/>
-          <w:color w:val="000000" w:themeColor="text1"/>
-          <w:sz w:val="8"/>
-          <w:szCs w:val="8"/>
-        </w:rPr>
-      </w:pPr>
-    </w:p>
     <w:p>
       <w:pPr>
         <w:ind w:right="-455"/>
@@ -14968,6 +14910,7 @@
           <w:bCs/>
           <w:color w:val="000000" w:themeColor="text1"/>
         </w:rPr>
+        <w:lastRenderedPageBreak/>
         <w:t xml:space="preserve">ORGANIZACIÓN DE LOS PROPÓSITOS DE APRENDIZAJE: </w:t>
       </w:r>
     </w:p>
@@ -27040,7 +26983,6 @@
               </w:rPr>
               <w:t xml:space="preserve">Minedu (2016). Programa curricular de educación secundaria. Resolución Ministerial </w:t>
             </w:r>
-            <w:proofErr w:type="spellStart"/>
             <w:r>
               <w:rPr>
                 <w:rFonts w:ascii="Arial Nova Cond Light" w:eastAsia="Calibri" w:hAnsi="Arial Nova Cond Light" w:cs="Calibri Light"/>
@@ -27049,7 +26991,6 @@
               </w:rPr>
               <w:t>N°</w:t>
             </w:r>
-            <w:proofErr w:type="spellEnd"/>
             <w:r>
               <w:rPr>
                 <w:rFonts w:ascii="Arial Nova Cond Light" w:eastAsia="Calibri" w:hAnsi="Arial Nova Cond Light" w:cs="Calibri Light"/>
@@ -27082,7 +27023,6 @@
               </w:rPr>
               <w:t xml:space="preserve">Minedu (2016). Currículo Nacional de la educación básica. Resolución Ministerial </w:t>
             </w:r>
-            <w:proofErr w:type="spellStart"/>
             <w:r>
               <w:rPr>
                 <w:rFonts w:ascii="Arial Nova Cond Light" w:eastAsia="Calibri" w:hAnsi="Arial Nova Cond Light" w:cs="Calibri Light"/>
@@ -27091,7 +27031,6 @@
               </w:rPr>
               <w:t>N°</w:t>
             </w:r>
-            <w:proofErr w:type="spellEnd"/>
             <w:r>
               <w:rPr>
                 <w:rFonts w:ascii="Arial Nova Cond Light" w:eastAsia="Calibri" w:hAnsi="Arial Nova Cond Light" w:cs="Calibri Light"/>
@@ -27935,7 +27874,7 @@
 </file>
 
 <file path=word/endnotes.xml><?xml version="1.0" encoding="utf-8"?>
-<w:endnotes xmlns:wpc="http://schemas.microsoft.com/office/word/2010/wordprocessingCanvas" xmlns:cx="http://schemas.microsoft.com/office/drawing/2014/chartex" xmlns:cx1="http://schemas.microsoft.com/office/drawing/2015/9/8/chartex" xmlns:cx2="http://schemas.microsoft.com/office/drawing/2015/10/21/chartex" xmlns:cx3="http://schemas.microsoft.com/office/drawing/2016/5/9/chartex" xmlns:cx4="http://schemas.microsoft.com/office/drawing/2016/5/10/chartex" xmlns:cx5="http://schemas.microsoft.com/office/drawing/2016/5/11/chartex" xmlns:cx6="http://schemas.microsoft.com/office/drawing/2016/5/12/chartex" xmlns:cx7="http://schemas.microsoft.com/office/drawing/2016/5/13/chartex" xmlns:cx8="http://schemas.microsoft.com/office/drawing/2016/5/14/chartex" xmlns:mc="http://schemas.openxmlformats.org/markup-compatibility/2006" xmlns:aink="http://schemas.microsoft.com/office/drawing/2016/ink" xmlns:am3d="http://schemas.microsoft.com/office/drawing/2017/model3d" xmlns:o="urn:schemas-microsoft-com:office:office" xmlns:oel="http://schemas.microsoft.com/office/2019/extlst" xmlns:r="http://schemas.openxmlformats.org/officeDocument/2006/relationships" xmlns:m="http://schemas.openxmlformats.org/officeDocument/2006/math" xmlns:v="urn:schemas-microsoft-com:vml" xmlns:wp14="http://schemas.microsoft.com/office/word/2010/wordprocessingDrawing" xmlns:wp="http://schemas.openxmlformats.org/drawingml/2006/wordprocessingDrawing" xmlns:w10="urn:schemas-microsoft-com:office:word" xmlns:w="http://schemas.openxmlformats.org/wordprocessingml/2006/main" xmlns:w14="http://schemas.microsoft.com/office/word/2010/wordml" xmlns:w15="http://schemas.microsoft.com/office/word/2012/wordml" xmlns:w16cex="http://schemas.microsoft.com/office/word/2018/wordml/cex" xmlns:w16cid="http://schemas.microsoft.com/office/word/2016/wordml/cid" xmlns:w16="http://schemas.microsoft.com/office/word/2018/wordml" xmlns:w16du="http://schemas.microsoft.com/office/word/2023/wordml/word16du" xmlns:w16sdtdh="http://schemas.microsoft.com/office/word/2020/wordml/sdtdatahash" xmlns:w16se="http://schemas.microsoft.com/office/word/2015/wordml/symex" xmlns:wpg="http://schemas.microsoft.com/office/word/2010/wordprocessingGroup" xmlns:wpi="http://schemas.microsoft.com/office/word/2010/wordprocessingInk" xmlns:wne="http://schemas.microsoft.com/office/word/2006/wordml" xmlns:wps="http://schemas.microsoft.com/office/word/2010/wordprocessingShape" mc:Ignorable="w14 w15 w16se w16cid w16 w16cex w16sdtdh w16du wp14">
+<w:endnotes xmlns:wpc="http://schemas.microsoft.com/office/word/2010/wordprocessingCanvas" xmlns:cx="http://schemas.microsoft.com/office/drawing/2014/chartex" xmlns:cx1="http://schemas.microsoft.com/office/drawing/2015/9/8/chartex" xmlns:cx2="http://schemas.microsoft.com/office/drawing/2015/10/21/chartex" xmlns:cx3="http://schemas.microsoft.com/office/drawing/2016/5/9/chartex" xmlns:cx4="http://schemas.microsoft.com/office/drawing/2016/5/10/chartex" xmlns:cx5="http://schemas.microsoft.com/office/drawing/2016/5/11/chartex" xmlns:cx6="http://schemas.microsoft.com/office/drawing/2016/5/12/chartex" xmlns:cx7="http://schemas.microsoft.com/office/drawing/2016/5/13/chartex" xmlns:cx8="http://schemas.microsoft.com/office/drawing/2016/5/14/chartex" xmlns:mc="http://schemas.openxmlformats.org/markup-compatibility/2006" xmlns:aink="http://schemas.microsoft.com/office/drawing/2016/ink" xmlns:am3d="http://schemas.microsoft.com/office/drawing/2017/model3d" xmlns:o="urn:schemas-microsoft-com:office:office" xmlns:oel="http://schemas.microsoft.com/office/2019/extlst" xmlns:r="http://schemas.openxmlformats.org/officeDocument/2006/relationships" xmlns:m="http://schemas.openxmlformats.org/officeDocument/2006/math" xmlns:v="urn:schemas-microsoft-com:vml" xmlns:wp14="http://schemas.microsoft.com/office/word/2010/wordprocessingDrawing" xmlns:wp="http://schemas.openxmlformats.org/drawingml/2006/wordprocessingDrawing" xmlns:w10="urn:schemas-microsoft-com:office:word" xmlns:w="http://schemas.openxmlformats.org/wordprocessingml/2006/main" xmlns:w14="http://schemas.microsoft.com/office/word/2010/wordml" xmlns:w15="http://schemas.microsoft.com/office/word/2012/wordml" xmlns:w16cex="http://schemas.microsoft.com/office/word/2018/wordml/cex" xmlns:w16cid="http://schemas.microsoft.com/office/word/2016/wordml/cid" xmlns:w16="http://schemas.microsoft.com/office/word/2018/wordml" xmlns:w16du="http://schemas.microsoft.com/office/word/2023/wordml/word16du" xmlns:w16sdtdh="http://schemas.microsoft.com/office/word/2020/wordml/sdtdatahash" xmlns:w16sdtfl="http://schemas.microsoft.com/office/word/2024/wordml/sdtformatlock" xmlns:w16se="http://schemas.microsoft.com/office/word/2015/wordml/symex" xmlns:wpg="http://schemas.microsoft.com/office/word/2010/wordprocessingGroup" xmlns:wpi="http://schemas.microsoft.com/office/word/2010/wordprocessingInk" xmlns:wne="http://schemas.microsoft.com/office/word/2006/wordml" xmlns:wps="http://schemas.microsoft.com/office/word/2010/wordprocessingShape" mc:Ignorable="w14 w15 w16se w16cid w16 w16cex w16sdtdh w16sdtfl w16du wp14">
   <w:endnote w:type="separator" w:id="-1">
     <w:p>
       <w:pPr>
@@ -27960,7 +27899,7 @@
 </file>
 
 <file path=word/footer1.xml><?xml version="1.0" encoding="utf-8"?>
-<w:ftr xmlns:wpc="http://schemas.microsoft.com/office/word/2010/wordprocessingCanvas" xmlns:cx="http://schemas.microsoft.com/office/drawing/2014/chartex" xmlns:cx1="http://schemas.microsoft.com/office/drawing/2015/9/8/chartex" xmlns:cx2="http://schemas.microsoft.com/office/drawing/2015/10/21/chartex" xmlns:cx3="http://schemas.microsoft.com/office/drawing/2016/5/9/chartex" xmlns:cx4="http://schemas.microsoft.com/office/drawing/2016/5/10/chartex" xmlns:cx5="http://schemas.microsoft.com/office/drawing/2016/5/11/chartex" xmlns:cx6="http://schemas.microsoft.com/office/drawing/2016/5/12/chartex" xmlns:cx7="http://schemas.microsoft.com/office/drawing/2016/5/13/chartex" xmlns:cx8="http://schemas.microsoft.com/office/drawing/2016/5/14/chartex" xmlns:mc="http://schemas.openxmlformats.org/markup-compatibility/2006" xmlns:aink="http://schemas.microsoft.com/office/drawing/2016/ink" xmlns:am3d="http://schemas.microsoft.com/office/drawing/2017/model3d" xmlns:o="urn:schemas-microsoft-com:office:office" xmlns:oel="http://schemas.microsoft.com/office/2019/extlst" xmlns:r="http://schemas.openxmlformats.org/officeDocument/2006/relationships" xmlns:m="http://schemas.openxmlformats.org/officeDocument/2006/math" xmlns:v="urn:schemas-microsoft-com:vml" xmlns:wp14="http://schemas.microsoft.com/office/word/2010/wordprocessingDrawing" xmlns:wp="http://schemas.openxmlformats.org/drawingml/2006/wordprocessingDrawing" xmlns:w10="urn:schemas-microsoft-com:office:word" xmlns:w="http://schemas.openxmlformats.org/wordprocessingml/2006/main" xmlns:w14="http://schemas.microsoft.com/office/word/2010/wordml" xmlns:w15="http://schemas.microsoft.com/office/word/2012/wordml" xmlns:w16cex="http://schemas.microsoft.com/office/word/2018/wordml/cex" xmlns:w16cid="http://schemas.microsoft.com/office/word/2016/wordml/cid" xmlns:w16="http://schemas.microsoft.com/office/word/2018/wordml" xmlns:w16du="http://schemas.microsoft.com/office/word/2023/wordml/word16du" xmlns:w16sdtdh="http://schemas.microsoft.com/office/word/2020/wordml/sdtdatahash" xmlns:w16se="http://schemas.microsoft.com/office/word/2015/wordml/symex" xmlns:wpg="http://schemas.microsoft.com/office/word/2010/wordprocessingGroup" xmlns:wpi="http://schemas.microsoft.com/office/word/2010/wordprocessingInk" xmlns:wne="http://schemas.microsoft.com/office/word/2006/wordml" xmlns:wps="http://schemas.microsoft.com/office/word/2010/wordprocessingShape" mc:Ignorable="w14 w15 w16se w16cid w16 w16cex w16sdtdh w16du wp14">
+<w:ftr xmlns:wpc="http://schemas.microsoft.com/office/word/2010/wordprocessingCanvas" xmlns:cx="http://schemas.microsoft.com/office/drawing/2014/chartex" xmlns:cx1="http://schemas.microsoft.com/office/drawing/2015/9/8/chartex" xmlns:cx2="http://schemas.microsoft.com/office/drawing/2015/10/21/chartex" xmlns:cx3="http://schemas.microsoft.com/office/drawing/2016/5/9/chartex" xmlns:cx4="http://schemas.microsoft.com/office/drawing/2016/5/10/chartex" xmlns:cx5="http://schemas.microsoft.com/office/drawing/2016/5/11/chartex" xmlns:cx6="http://schemas.microsoft.com/office/drawing/2016/5/12/chartex" xmlns:cx7="http://schemas.microsoft.com/office/drawing/2016/5/13/chartex" xmlns:cx8="http://schemas.microsoft.com/office/drawing/2016/5/14/chartex" xmlns:mc="http://schemas.openxmlformats.org/markup-compatibility/2006" xmlns:aink="http://schemas.microsoft.com/office/drawing/2016/ink" xmlns:am3d="http://schemas.microsoft.com/office/drawing/2017/model3d" xmlns:o="urn:schemas-microsoft-com:office:office" xmlns:oel="http://schemas.microsoft.com/office/2019/extlst" xmlns:r="http://schemas.openxmlformats.org/officeDocument/2006/relationships" xmlns:m="http://schemas.openxmlformats.org/officeDocument/2006/math" xmlns:v="urn:schemas-microsoft-com:vml" xmlns:wp14="http://schemas.microsoft.com/office/word/2010/wordprocessingDrawing" xmlns:wp="http://schemas.openxmlformats.org/drawingml/2006/wordprocessingDrawing" xmlns:w10="urn:schemas-microsoft-com:office:word" xmlns:w="http://schemas.openxmlformats.org/wordprocessingml/2006/main" xmlns:w14="http://schemas.microsoft.com/office/word/2010/wordml" xmlns:w15="http://schemas.microsoft.com/office/word/2012/wordml" xmlns:w16cex="http://schemas.microsoft.com/office/word/2018/wordml/cex" xmlns:w16cid="http://schemas.microsoft.com/office/word/2016/wordml/cid" xmlns:w16="http://schemas.microsoft.com/office/word/2018/wordml" xmlns:w16du="http://schemas.microsoft.com/office/word/2023/wordml/word16du" xmlns:w16sdtdh="http://schemas.microsoft.com/office/word/2020/wordml/sdtdatahash" xmlns:w16sdtfl="http://schemas.microsoft.com/office/word/2024/wordml/sdtformatlock" xmlns:w16se="http://schemas.microsoft.com/office/word/2015/wordml/symex" xmlns:wpg="http://schemas.microsoft.com/office/word/2010/wordprocessingGroup" xmlns:wpi="http://schemas.microsoft.com/office/word/2010/wordprocessingInk" xmlns:wne="http://schemas.microsoft.com/office/word/2006/wordml" xmlns:wps="http://schemas.microsoft.com/office/word/2010/wordprocessingShape" mc:Ignorable="w14 w15 w16se w16cid w16 w16cex w16sdtdh w16sdtfl w16du wp14">
   <w:p>
     <w:pPr>
       <w:pStyle w:val="Piedepgina"/>
@@ -28465,7 +28404,7 @@
 </file>
 
 <file path=word/footnotes.xml><?xml version="1.0" encoding="utf-8"?>
-<w:footnotes xmlns:wpc="http://schemas.microsoft.com/office/word/2010/wordprocessingCanvas" xmlns:cx="http://schemas.microsoft.com/office/drawing/2014/chartex" xmlns:cx1="http://schemas.microsoft.com/office/drawing/2015/9/8/chartex" xmlns:cx2="http://schemas.microsoft.com/office/drawing/2015/10/21/chartex" xmlns:cx3="http://schemas.microsoft.com/office/drawing/2016/5/9/chartex" xmlns:cx4="http://schemas.microsoft.com/office/drawing/2016/5/10/chartex" xmlns:cx5="http://schemas.microsoft.com/office/drawing/2016/5/11/chartex" xmlns:cx6="http://schemas.microsoft.com/office/drawing/2016/5/12/chartex" xmlns:cx7="http://schemas.microsoft.com/office/drawing/2016/5/13/chartex" xmlns:cx8="http://schemas.microsoft.com/office/drawing/2016/5/14/chartex" xmlns:mc="http://schemas.openxmlformats.org/markup-compatibility/2006" xmlns:aink="http://schemas.microsoft.com/office/drawing/2016/ink" xmlns:am3d="http://schemas.microsoft.com/office/drawing/2017/model3d" xmlns:o="urn:schemas-microsoft-com:office:office" xmlns:oel="http://schemas.microsoft.com/office/2019/extlst" xmlns:r="http://schemas.openxmlformats.org/officeDocument/2006/relationships" xmlns:m="http://schemas.openxmlformats.org/officeDocument/2006/math" xmlns:v="urn:schemas-microsoft-com:vml" xmlns:wp14="http://schemas.microsoft.com/office/word/2010/wordprocessingDrawing" xmlns:wp="http://schemas.openxmlformats.org/drawingml/2006/wordprocessingDrawing" xmlns:w10="urn:schemas-microsoft-com:office:word" xmlns:w="http://schemas.openxmlformats.org/wordprocessingml/2006/main" xmlns:w14="http://schemas.microsoft.com/office/word/2010/wordml" xmlns:w15="http://schemas.microsoft.com/office/word/2012/wordml" xmlns:w16cex="http://schemas.microsoft.com/office/word/2018/wordml/cex" xmlns:w16cid="http://schemas.microsoft.com/office/word/2016/wordml/cid" xmlns:w16="http://schemas.microsoft.com/office/word/2018/wordml" xmlns:w16du="http://schemas.microsoft.com/office/word/2023/wordml/word16du" xmlns:w16sdtdh="http://schemas.microsoft.com/office/word/2020/wordml/sdtdatahash" xmlns:w16se="http://schemas.microsoft.com/office/word/2015/wordml/symex" xmlns:wpg="http://schemas.microsoft.com/office/word/2010/wordprocessingGroup" xmlns:wpi="http://schemas.microsoft.com/office/word/2010/wordprocessingInk" xmlns:wne="http://schemas.microsoft.com/office/word/2006/wordml" xmlns:wps="http://schemas.microsoft.com/office/word/2010/wordprocessingShape" mc:Ignorable="w14 w15 w16se w16cid w16 w16cex w16sdtdh w16du wp14">
+<w:footnotes xmlns:wpc="http://schemas.microsoft.com/office/word/2010/wordprocessingCanvas" xmlns:cx="http://schemas.microsoft.com/office/drawing/2014/chartex" xmlns:cx1="http://schemas.microsoft.com/office/drawing/2015/9/8/chartex" xmlns:cx2="http://schemas.microsoft.com/office/drawing/2015/10/21/chartex" xmlns:cx3="http://schemas.microsoft.com/office/drawing/2016/5/9/chartex" xmlns:cx4="http://schemas.microsoft.com/office/drawing/2016/5/10/chartex" xmlns:cx5="http://schemas.microsoft.com/office/drawing/2016/5/11/chartex" xmlns:cx6="http://schemas.microsoft.com/office/drawing/2016/5/12/chartex" xmlns:cx7="http://schemas.microsoft.com/office/drawing/2016/5/13/chartex" xmlns:cx8="http://schemas.microsoft.com/office/drawing/2016/5/14/chartex" xmlns:mc="http://schemas.openxmlformats.org/markup-compatibility/2006" xmlns:aink="http://schemas.microsoft.com/office/drawing/2016/ink" xmlns:am3d="http://schemas.microsoft.com/office/drawing/2017/model3d" xmlns:o="urn:schemas-microsoft-com:office:office" xmlns:oel="http://schemas.microsoft.com/office/2019/extlst" xmlns:r="http://schemas.openxmlformats.org/officeDocument/2006/relationships" xmlns:m="http://schemas.openxmlformats.org/officeDocument/2006/math" xmlns:v="urn:schemas-microsoft-com:vml" xmlns:wp14="http://schemas.microsoft.com/office/word/2010/wordprocessingDrawing" xmlns:wp="http://schemas.openxmlformats.org/drawingml/2006/wordprocessingDrawing" xmlns:w10="urn:schemas-microsoft-com:office:word" xmlns:w="http://schemas.openxmlformats.org/wordprocessingml/2006/main" xmlns:w14="http://schemas.microsoft.com/office/word/2010/wordml" xmlns:w15="http://schemas.microsoft.com/office/word/2012/wordml" xmlns:w16cex="http://schemas.microsoft.com/office/word/2018/wordml/cex" xmlns:w16cid="http://schemas.microsoft.com/office/word/2016/wordml/cid" xmlns:w16="http://schemas.microsoft.com/office/word/2018/wordml" xmlns:w16du="http://schemas.microsoft.com/office/word/2023/wordml/word16du" xmlns:w16sdtdh="http://schemas.microsoft.com/office/word/2020/wordml/sdtdatahash" xmlns:w16sdtfl="http://schemas.microsoft.com/office/word/2024/wordml/sdtformatlock" xmlns:w16se="http://schemas.microsoft.com/office/word/2015/wordml/symex" xmlns:wpg="http://schemas.microsoft.com/office/word/2010/wordprocessingGroup" xmlns:wpi="http://schemas.microsoft.com/office/word/2010/wordprocessingInk" xmlns:wne="http://schemas.microsoft.com/office/word/2006/wordml" xmlns:wps="http://schemas.microsoft.com/office/word/2010/wordprocessingShape" mc:Ignorable="w14 w15 w16se w16cid w16 w16cex w16sdtdh w16sdtfl w16du wp14">
   <w:footnote w:type="separator" w:id="-1">
     <w:p>
       <w:pPr>
@@ -28490,7 +28429,7 @@
 </file>
 
 <file path=word/header1.xml><?xml version="1.0" encoding="utf-8"?>
-<w:hdr xmlns:wpc="http://schemas.microsoft.com/office/word/2010/wordprocessingCanvas" xmlns:cx="http://schemas.microsoft.com/office/drawing/2014/chartex" xmlns:cx1="http://schemas.microsoft.com/office/drawing/2015/9/8/chartex" xmlns:cx2="http://schemas.microsoft.com/office/drawing/2015/10/21/chartex" xmlns:cx3="http://schemas.microsoft.com/office/drawing/2016/5/9/chartex" xmlns:cx4="http://schemas.microsoft.com/office/drawing/2016/5/10/chartex" xmlns:cx5="http://schemas.microsoft.com/office/drawing/2016/5/11/chartex" xmlns:cx6="http://schemas.microsoft.com/office/drawing/2016/5/12/chartex" xmlns:cx7="http://schemas.microsoft.com/office/drawing/2016/5/13/chartex" xmlns:cx8="http://schemas.microsoft.com/office/drawing/2016/5/14/chartex" xmlns:mc="http://schemas.openxmlformats.org/markup-compatibility/2006" xmlns:aink="http://schemas.microsoft.com/office/drawing/2016/ink" xmlns:am3d="http://schemas.microsoft.com/office/drawing/2017/model3d" xmlns:o="urn:schemas-microsoft-com:office:office" xmlns:oel="http://schemas.microsoft.com/office/2019/extlst" xmlns:r="http://schemas.openxmlformats.org/officeDocument/2006/relationships" xmlns:m="http://schemas.openxmlformats.org/officeDocument/2006/math" xmlns:v="urn:schemas-microsoft-com:vml" xmlns:wp14="http://schemas.microsoft.com/office/word/2010/wordprocessingDrawing" xmlns:wp="http://schemas.openxmlformats.org/drawingml/2006/wordprocessingDrawing" xmlns:w10="urn:schemas-microsoft-com:office:word" xmlns:w="http://schemas.openxmlformats.org/wordprocessingml/2006/main" xmlns:w14="http://schemas.microsoft.com/office/word/2010/wordml" xmlns:w15="http://schemas.microsoft.com/office/word/2012/wordml" xmlns:w16cex="http://schemas.microsoft.com/office/word/2018/wordml/cex" xmlns:w16cid="http://schemas.microsoft.com/office/word/2016/wordml/cid" xmlns:w16="http://schemas.microsoft.com/office/word/2018/wordml" xmlns:w16du="http://schemas.microsoft.com/office/word/2023/wordml/word16du" xmlns:w16sdtdh="http://schemas.microsoft.com/office/word/2020/wordml/sdtdatahash" xmlns:w16se="http://schemas.microsoft.com/office/word/2015/wordml/symex" xmlns:wpg="http://schemas.microsoft.com/office/word/2010/wordprocessingGroup" xmlns:wpi="http://schemas.microsoft.com/office/word/2010/wordprocessingInk" xmlns:wne="http://schemas.microsoft.com/office/word/2006/wordml" xmlns:wps="http://schemas.microsoft.com/office/word/2010/wordprocessingShape" mc:Ignorable="w14 w15 w16se w16cid w16 w16cex w16sdtdh w16du wp14">
+<w:hdr xmlns:wpc="http://schemas.microsoft.com/office/word/2010/wordprocessingCanvas" xmlns:cx="http://schemas.microsoft.com/office/drawing/2014/chartex" xmlns:cx1="http://schemas.microsoft.com/office/drawing/2015/9/8/chartex" xmlns:cx2="http://schemas.microsoft.com/office/drawing/2015/10/21/chartex" xmlns:cx3="http://schemas.microsoft.com/office/drawing/2016/5/9/chartex" xmlns:cx4="http://schemas.microsoft.com/office/drawing/2016/5/10/chartex" xmlns:cx5="http://schemas.microsoft.com/office/drawing/2016/5/11/chartex" xmlns:cx6="http://schemas.microsoft.com/office/drawing/2016/5/12/chartex" xmlns:cx7="http://schemas.microsoft.com/office/drawing/2016/5/13/chartex" xmlns:cx8="http://schemas.microsoft.com/office/drawing/2016/5/14/chartex" xmlns:mc="http://schemas.openxmlformats.org/markup-compatibility/2006" xmlns:aink="http://schemas.microsoft.com/office/drawing/2016/ink" xmlns:am3d="http://schemas.microsoft.com/office/drawing/2017/model3d" xmlns:o="urn:schemas-microsoft-com:office:office" xmlns:oel="http://schemas.microsoft.com/office/2019/extlst" xmlns:r="http://schemas.openxmlformats.org/officeDocument/2006/relationships" xmlns:m="http://schemas.openxmlformats.org/officeDocument/2006/math" xmlns:v="urn:schemas-microsoft-com:vml" xmlns:wp14="http://schemas.microsoft.com/office/word/2010/wordprocessingDrawing" xmlns:wp="http://schemas.openxmlformats.org/drawingml/2006/wordprocessingDrawing" xmlns:w10="urn:schemas-microsoft-com:office:word" xmlns:w="http://schemas.openxmlformats.org/wordprocessingml/2006/main" xmlns:w14="http://schemas.microsoft.com/office/word/2010/wordml" xmlns:w15="http://schemas.microsoft.com/office/word/2012/wordml" xmlns:w16cex="http://schemas.microsoft.com/office/word/2018/wordml/cex" xmlns:w16cid="http://schemas.microsoft.com/office/word/2016/wordml/cid" xmlns:w16="http://schemas.microsoft.com/office/word/2018/wordml" xmlns:w16du="http://schemas.microsoft.com/office/word/2023/wordml/word16du" xmlns:w16sdtdh="http://schemas.microsoft.com/office/word/2020/wordml/sdtdatahash" xmlns:w16sdtfl="http://schemas.microsoft.com/office/word/2024/wordml/sdtformatlock" xmlns:w16se="http://schemas.microsoft.com/office/word/2015/wordml/symex" xmlns:wpg="http://schemas.microsoft.com/office/word/2010/wordprocessingGroup" xmlns:wpi="http://schemas.microsoft.com/office/word/2010/wordprocessingInk" xmlns:wne="http://schemas.microsoft.com/office/word/2006/wordml" xmlns:wps="http://schemas.microsoft.com/office/word/2010/wordprocessingShape" mc:Ignorable="w14 w15 w16se w16cid w16 w16cex w16sdtdh w16sdtfl w16du wp14">
   <w:tbl>
     <w:tblPr>
       <w:tblStyle w:val="Tablaconcuadrcula"/>
@@ -28780,7 +28719,7 @@
 </file>
 
 <file path=word/numbering.xml><?xml version="1.0" encoding="utf-8"?>
-<w:numbering xmlns:wpc="http://schemas.microsoft.com/office/word/2010/wordprocessingCanvas" xmlns:cx="http://schemas.microsoft.com/office/drawing/2014/chartex" xmlns:cx1="http://schemas.microsoft.com/office/drawing/2015/9/8/chartex" xmlns:cx2="http://schemas.microsoft.com/office/drawing/2015/10/21/chartex" xmlns:cx3="http://schemas.microsoft.com/office/drawing/2016/5/9/chartex" xmlns:cx4="http://schemas.microsoft.com/office/drawing/2016/5/10/chartex" xmlns:cx5="http://schemas.microsoft.com/office/drawing/2016/5/11/chartex" xmlns:cx6="http://schemas.microsoft.com/office/drawing/2016/5/12/chartex" xmlns:cx7="http://schemas.microsoft.com/office/drawing/2016/5/13/chartex" xmlns:cx8="http://schemas.microsoft.com/office/drawing/2016/5/14/chartex" xmlns:mc="http://schemas.openxmlformats.org/markup-compatibility/2006" xmlns:aink="http://schemas.microsoft.com/office/drawing/2016/ink" xmlns:am3d="http://schemas.microsoft.com/office/drawing/2017/model3d" xmlns:o="urn:schemas-microsoft-com:office:office" xmlns:oel="http://schemas.microsoft.com/office/2019/extlst" xmlns:r="http://schemas.openxmlformats.org/officeDocument/2006/relationships" xmlns:m="http://schemas.openxmlformats.org/officeDocument/2006/math" xmlns:v="urn:schemas-microsoft-com:vml" xmlns:wp14="http://schemas.microsoft.com/office/word/2010/wordprocessingDrawing" xmlns:wp="http://schemas.openxmlformats.org/drawingml/2006/wordprocessingDrawing" xmlns:w10="urn:schemas-microsoft-com:office:word" xmlns:w="http://schemas.openxmlformats.org/wordprocessingml/2006/main" xmlns:w14="http://schemas.microsoft.com/office/word/2010/wordml" xmlns:w15="http://schemas.microsoft.com/office/word/2012/wordml" xmlns:w16cex="http://schemas.microsoft.com/office/word/2018/wordml/cex" xmlns:w16cid="http://schemas.microsoft.com/office/word/2016/wordml/cid" xmlns:w16="http://schemas.microsoft.com/office/word/2018/wordml" xmlns:w16du="http://schemas.microsoft.com/office/word/2023/wordml/word16du" xmlns:w16sdtdh="http://schemas.microsoft.com/office/word/2020/wordml/sdtdatahash" xmlns:w16se="http://schemas.microsoft.com/office/word/2015/wordml/symex" xmlns:wpg="http://schemas.microsoft.com/office/word/2010/wordprocessingGroup" xmlns:wpi="http://schemas.microsoft.com/office/word/2010/wordprocessingInk" xmlns:wne="http://schemas.microsoft.com/office/word/2006/wordml" xmlns:wps="http://schemas.microsoft.com/office/word/2010/wordprocessingShape" mc:Ignorable="w14 w15 w16se w16cid w16 w16cex w16sdtdh w16du wp14">
+<w:numbering xmlns:wpc="http://schemas.microsoft.com/office/word/2010/wordprocessingCanvas" xmlns:cx="http://schemas.microsoft.com/office/drawing/2014/chartex" xmlns:cx1="http://schemas.microsoft.com/office/drawing/2015/9/8/chartex" xmlns:cx2="http://schemas.microsoft.com/office/drawing/2015/10/21/chartex" xmlns:cx3="http://schemas.microsoft.com/office/drawing/2016/5/9/chartex" xmlns:cx4="http://schemas.microsoft.com/office/drawing/2016/5/10/chartex" xmlns:cx5="http://schemas.microsoft.com/office/drawing/2016/5/11/chartex" xmlns:cx6="http://schemas.microsoft.com/office/drawing/2016/5/12/chartex" xmlns:cx7="http://schemas.microsoft.com/office/drawing/2016/5/13/chartex" xmlns:cx8="http://schemas.microsoft.com/office/drawing/2016/5/14/chartex" xmlns:mc="http://schemas.openxmlformats.org/markup-compatibility/2006" xmlns:aink="http://schemas.microsoft.com/office/drawing/2016/ink" xmlns:am3d="http://schemas.microsoft.com/office/drawing/2017/model3d" xmlns:o="urn:schemas-microsoft-com:office:office" xmlns:oel="http://schemas.microsoft.com/office/2019/extlst" xmlns:r="http://schemas.openxmlformats.org/officeDocument/2006/relationships" xmlns:m="http://schemas.openxmlformats.org/officeDocument/2006/math" xmlns:v="urn:schemas-microsoft-com:vml" xmlns:wp14="http://schemas.microsoft.com/office/word/2010/wordprocessingDrawing" xmlns:wp="http://schemas.openxmlformats.org/drawingml/2006/wordprocessingDrawing" xmlns:w10="urn:schemas-microsoft-com:office:word" xmlns:w="http://schemas.openxmlformats.org/wordprocessingml/2006/main" xmlns:w14="http://schemas.microsoft.com/office/word/2010/wordml" xmlns:w15="http://schemas.microsoft.com/office/word/2012/wordml" xmlns:w16cex="http://schemas.microsoft.com/office/word/2018/wordml/cex" xmlns:w16cid="http://schemas.microsoft.com/office/word/2016/wordml/cid" xmlns:w16="http://schemas.microsoft.com/office/word/2018/wordml" xmlns:w16du="http://schemas.microsoft.com/office/word/2023/wordml/word16du" xmlns:w16sdtdh="http://schemas.microsoft.com/office/word/2020/wordml/sdtdatahash" xmlns:w16sdtfl="http://schemas.microsoft.com/office/word/2024/wordml/sdtformatlock" xmlns:w16se="http://schemas.microsoft.com/office/word/2015/wordml/symex" xmlns:wpg="http://schemas.microsoft.com/office/word/2010/wordprocessingGroup" xmlns:wpi="http://schemas.microsoft.com/office/word/2010/wordprocessingInk" xmlns:wne="http://schemas.microsoft.com/office/word/2006/wordml" xmlns:wps="http://schemas.microsoft.com/office/word/2010/wordprocessingShape" mc:Ignorable="w14 w15 w16se w16cid w16 w16cex w16sdtdh w16sdtfl w16du wp14">
   <w:abstractNum w:abstractNumId="0" w15:restartNumberingAfterBreak="0">
     <w:nsid w:val="05A65B82"/>
     <w:multiLevelType w:val="hybridMultilevel"/>
@@ -32952,7 +32891,7 @@
 </file>
 
 <file path=word/styles.xml><?xml version="1.0" encoding="utf-8"?>
-<w:styles xmlns:mc="http://schemas.openxmlformats.org/markup-compatibility/2006" xmlns:r="http://schemas.openxmlformats.org/officeDocument/2006/relationships" xmlns:w="http://schemas.openxmlformats.org/wordprocessingml/2006/main" xmlns:w14="http://schemas.microsoft.com/office/word/2010/wordml" xmlns:w15="http://schemas.microsoft.com/office/word/2012/wordml" xmlns:w16cex="http://schemas.microsoft.com/office/word/2018/wordml/cex" xmlns:w16cid="http://schemas.microsoft.com/office/word/2016/wordml/cid" xmlns:w16="http://schemas.microsoft.com/office/word/2018/wordml" xmlns:w16du="http://schemas.microsoft.com/office/word/2023/wordml/word16du" xmlns:w16sdtdh="http://schemas.microsoft.com/office/word/2020/wordml/sdtdatahash" xmlns:w16se="http://schemas.microsoft.com/office/word/2015/wordml/symex" mc:Ignorable="w14 w15 w16se w16cid w16 w16cex w16sdtdh w16du">
+<w:styles xmlns:mc="http://schemas.openxmlformats.org/markup-compatibility/2006" xmlns:r="http://schemas.openxmlformats.org/officeDocument/2006/relationships" xmlns:w="http://schemas.openxmlformats.org/wordprocessingml/2006/main" xmlns:w14="http://schemas.microsoft.com/office/word/2010/wordml" xmlns:w15="http://schemas.microsoft.com/office/word/2012/wordml" xmlns:w16cex="http://schemas.microsoft.com/office/word/2018/wordml/cex" xmlns:w16cid="http://schemas.microsoft.com/office/word/2016/wordml/cid" xmlns:w16="http://schemas.microsoft.com/office/word/2018/wordml" xmlns:w16du="http://schemas.microsoft.com/office/word/2023/wordml/word16du" xmlns:w16sdtdh="http://schemas.microsoft.com/office/word/2020/wordml/sdtdatahash" xmlns:w16sdtfl="http://schemas.microsoft.com/office/word/2024/wordml/sdtformatlock" xmlns:w16se="http://schemas.microsoft.com/office/word/2015/wordml/symex" mc:Ignorable="w14 w15 w16se w16cid w16 w16cex w16sdtdh w16sdtfl w16du">
   <w:docDefaults>
     <w:rPrDefault>
       <w:rPr>
@@ -33970,7 +33909,7 @@
       </w:tblBorders>
     </w:tblPr>
   </w:style>
-  <w:style w:type="character" w:styleId="Textoennegrita">
+  <w:style w:type="character" w:styleId="Fuerte">
     <w:name w:val="Strong"/>
     <w:basedOn w:val="Fuentedeprrafopredeter"/>
     <w:uiPriority w:val="22"/>
